--- a/fssai-ra/docs/extended-abstract.docx
+++ b/fssai-ra/docs/extended-abstract.docx
@@ -8,14 +8,7 @@
         <w:jc w:val="left"/>
       </w:pPr>
       <w:r>
-        <w:rPr>
-          <w:rFonts w:ascii="Arial" w:hAnsi="Arial"/>
-          <w:b/>
-          <w:i w:val="0"/>
-          <w:color w:val="000000"/>
-          <w:sz w:val="36"/>
-        </w:rPr>
-        <w:t>From Model Literacy to System Literacy: Teaching Trust by Construction for Agentic AI</w:t>
+        <w:t>From Model Literacy to System Literacy: A Cross-Sector Authority Kernel for Agentic AI</w:t>
       </w:r>
     </w:p>
     <w:p>
@@ -89,13 +82,6 @@
           </w:tcPr>
           <w:p>
             <w:r>
-              <w:rPr>
-                <w:rFonts w:ascii="Arial" w:hAnsi="Arial"/>
-                <w:b w:val="0"/>
-                <w:i w:val="0"/>
-                <w:color w:val="000000"/>
-                <w:sz w:val="18"/>
-              </w:rPr>
               <w:t>Agentic AI in the Loop - From Autonomous Tools to Shared Capacity</w:t>
             </w:r>
           </w:p>
@@ -139,14 +125,7 @@
           </w:tcPr>
           <w:p>
             <w:r>
-              <w:rPr>
-                <w:rFonts w:ascii="Arial" w:hAnsi="Arial"/>
-                <w:b w:val="0"/>
-                <w:i w:val="0"/>
-                <w:color w:val="000000"/>
-                <w:sz w:val="18"/>
-              </w:rPr>
-              <w:t>agentic AI; educational administration; institutional sovereignty; fail-secure architecture; human oversight; verifiable governance; digital public goods</w:t>
+              <w:t>agentic AI; system literacy; secure data governance; institutional sovereignty; fail-secure architecture; human oversight; verifiable governance; digital public goods</w:t>
             </w:r>
           </w:p>
         </w:tc>
@@ -189,13 +168,6 @@
           </w:tcPr>
           <w:p>
             <w:r>
-              <w:rPr>
-                <w:rFonts w:ascii="Arial" w:hAnsi="Arial"/>
-                <w:b w:val="0"/>
-                <w:i w:val="0"/>
-                <w:color w:val="000000"/>
-                <w:sz w:val="18"/>
-              </w:rPr>
               <w:t>https://github.com/genaiworks/fssai-ra (release v1.0.0 for baseline figures, plus current-source supplements; record the reviewed commit at submission)</w:t>
             </w:r>
           </w:p>
@@ -220,77 +192,30 @@
         <w:pStyle w:val="Sectionnote"/>
       </w:pPr>
       <w:r>
-        <w:rPr>
-          <w:rFonts w:ascii="Arial" w:hAnsi="Arial"/>
-          <w:b w:val="0"/>
-          <w:i/>
-          <w:color w:val="000000"/>
-          <w:sz w:val="18"/>
-        </w:rPr>
-        <w:t>Official limit 200 to 250 words  |  Draft count 237 words</w:t>
+        <w:t>Official limit 200 to 250 words  |  Draft count 227 words</w:t>
       </w:r>
     </w:p>
     <w:p>
-      <w:pPr>
-        <w:keepLines/>
-        <w:widowControl/>
-      </w:pPr>
+      <w:pPr/>
       <w:r>
-        <w:rPr>
-          <w:rFonts w:ascii="Arial" w:hAnsi="Arial"/>
-          <w:b w:val="0"/>
-          <w:i w:val="0"/>
-          <w:color w:val="000000"/>
-          <w:sz w:val="21"/>
-        </w:rPr>
-        <w:t>A student's support application is refused. She asks who decided, what they saw, and how she can contest it. Somewhere in that process an agent read her file, applied policy, drafted a recommendation, and called an administrative tool. A malicious instruction hidden in an uploaded file could have redirected it. So could an ordinary model error, with no attacker. From where she stands the two are the same: an outcome, and no way back in.</w:t>
+        <w:t>A student's support application is refused. She asks who decided, what they saw, and how to contest it. The same questions follow a patient's record disclosure or a corporate data release. An agent or hidden instruction can be wrong. To the affected person the result is the same: an outcome, and no way back in.</w:t>
       </w:r>
     </w:p>
     <w:p>
-      <w:pPr>
-        <w:keepLines/>
-        <w:widowControl/>
-      </w:pPr>
+      <w:pPr/>
       <w:r>
-        <w:rPr>
-          <w:rFonts w:ascii="Arial" w:hAnsi="Arial"/>
-          <w:b w:val="0"/>
-          <w:i w:val="0"/>
-          <w:color w:val="000000"/>
-          <w:sz w:val="21"/>
-        </w:rPr>
-        <w:t>This work asks a narrower question than whether AI is trustworthy: what stops a wrong or compromised agent from turning its own proposal into institutional authority? It presents Trust by Construction, a fail-secure architecture for sovereign AI agents in education. Its central rule is one sentence: a model may propose an action; it cannot manufacture the authority to execute it.</w:t>
+        <w:t>This work asks a narrower question than whether AI is trustworthy: what stops a wrong or compromised agent from turning its own proposal into institutional authority? It presents Trust by Construction, a sector-neutral fail-secure authority and data-governance kernel, taught through education and exercised across education, corporate-confidential data, and healthcare-record access. Its central rule is one sentence: a model may propose an action; it cannot manufacture the authority to execute it.</w:t>
       </w:r>
     </w:p>
     <w:p>
-      <w:pPr>
-        <w:keepLines/>
-        <w:widowControl/>
-      </w:pPr>
+      <w:pPr/>
       <w:r>
-        <w:rPr>
-          <w:rFonts w:ascii="Arial" w:hAnsi="Arial"/>
-          <w:b w:val="0"/>
-          <w:i w:val="0"/>
-          <w:color w:val="000000"/>
-          <w:sz w:val="21"/>
-        </w:rPr>
         <w:t>The contribution is an executable control contract. For every consequential capability it names the protected asset, permitted operation, enforcement point, accountable owner, failure test, evidence artifact, and recovery response. It turns system literacy from vocabulary into something a learner can demonstrate.</w:t>
       </w:r>
     </w:p>
     <w:p>
-      <w:pPr>
-        <w:keepLines/>
-        <w:widowControl/>
-      </w:pPr>
+      <w:pPr/>
       <w:r>
-        <w:rPr>
-          <w:rFonts w:ascii="Arial" w:hAnsi="Arial"/>
-          <w:b w:val="0"/>
-          <w:i w:val="0"/>
-          <w:color w:val="000000"/>
-          <w:sz w:val="21"/>
-        </w:rPr>
         <w:t>The argument I bring to the panel goes further. Institutions are being sold autonomy and told to add a human. Human oversight is not a safeguard bolted on afterwards; it is a finite resource with a ceiling an institution can calculate, and above that ceiling "a human approved it" stops being true while every audit log continues to say it is.</w:t>
       </w:r>
     </w:p>
@@ -307,141 +232,60 @@
         <w:pStyle w:val="Sectionnote"/>
       </w:pPr>
       <w:r>
-        <w:rPr>
-          <w:rFonts w:ascii="Arial" w:hAnsi="Arial"/>
-          <w:b w:val="0"/>
-          <w:i/>
-          <w:color w:val="000000"/>
-          <w:sz w:val="18"/>
-        </w:rPr>
-        <w:t>Official limit 550 to 650 words  |  Draft count 551 words</w:t>
+        <w:t>Official limit 550 to 650 words  |  Draft count 550 words</w:t>
       </w:r>
     </w:p>
     <w:p>
-      <w:pPr>
-        <w:keepLines/>
-        <w:widowControl/>
-      </w:pPr>
+      <w:pPr/>
       <w:r>
-        <w:rPr>
-          <w:rFonts w:ascii="Arial" w:hAnsi="Arial"/>
-          <w:b w:val="0"/>
-          <w:i w:val="0"/>
-          <w:color w:val="000000"/>
-          <w:sz w:val="21"/>
-        </w:rPr>
-        <w:t>The method joins an education case with executable assurance, informed by zero trust, NIST, OWASP, ISO/IEC 42001, and UNESCO's AI competency framework. Each governance duty becomes behaviour another institution can test after replacing parts.</w:t>
+        <w:t>The method joins an education case with a cross-sector executable kernel, informed by zero trust, NIST, OWASP, ISO/IEC 42001, and UNESCO's AI competency framework. Each governance duty becomes behaviour another institution can test after replacing parts.</w:t>
       </w:r>
     </w:p>
     <w:p>
-      <w:pPr>
-        <w:keepLines/>
-        <w:widowControl/>
-      </w:pPr>
+      <w:pPr/>
       <w:r>
-        <w:rPr>
-          <w:rFonts w:ascii="Arial" w:hAnsi="Arial"/>
-          <w:b w:val="0"/>
-          <w:i w:val="0"/>
-          <w:color w:val="000000"/>
-          <w:sz w:val="21"/>
-        </w:rPr>
         <w:t>The control contract is machine-readable. Its seven fields are mandatory, and each check names the requirement it defends. Teams begin with one consequential capability and manual fallback, writing the failure test before connecting real records or keys. If the fields cannot be filled, nobody is ready to automate it.</w:t>
       </w:r>
     </w:p>
     <w:p>
-      <w:pPr>
-        <w:keepLines/>
-        <w:widowControl/>
-      </w:pPr>
+      <w:pPr/>
       <w:r>
-        <w:rPr>
-          <w:rFonts w:ascii="Arial" w:hAnsi="Arial"/>
-          <w:b w:val="0"/>
-          <w:i w:val="0"/>
-          <w:color w:val="000000"/>
-          <w:sz w:val="21"/>
-        </w:rPr>
         <w:t>This becomes five-part system literacy: trace data and versions; distinguish proposals from delegated powers; verify controls independently of the model; make escalation capacity explicit; and reconstruct accountability through a correction route. Learners produce artifacts or failures for each, not definitions. Each learner must also state the limit of the evidence they produce.</w:t>
       </w:r>
     </w:p>
     <w:p>
-      <w:pPr>
-        <w:keepLines/>
-        <w:widowControl/>
-      </w:pPr>
+      <w:pPr/>
       <w:r>
-        <w:rPr>
-          <w:rFonts w:ascii="Arial" w:hAnsi="Arial"/>
-          <w:b w:val="0"/>
-          <w:i w:val="0"/>
-          <w:color w:val="000000"/>
-          <w:sz w:val="21"/>
-        </w:rPr>
         <w:t>The reference case uses synthetic student-support records. An agent may fetch evidence for an assigned case, draft an explanation, and propose moving it from draft to officer review. It cannot approve an award, widen its own access, delete evidence, or hold the key that changes the case register. A named officer retains authority, and the institution remains responsible for policy and fairness.</w:t>
       </w:r>
     </w:p>
     <w:p>
-      <w:pPr>
-        <w:keepLines/>
-        <w:widowControl/>
-      </w:pPr>
+      <w:pPr/>
       <w:r>
-        <w:rPr>
-          <w:rFonts w:ascii="Arial" w:hAnsi="Arial"/>
-          <w:b w:val="0"/>
-          <w:i w:val="0"/>
-          <w:color w:val="000000"/>
-          <w:sz w:val="21"/>
-        </w:rPr>
         <w:t>Five domains organise the design. Controlled import validates source, type, size, schema, and signature through a no-read-back software seam a certified diode can replace. Transport uses stable identifiers and replayable events. Reproducible data preserves snapshots, transforms, retrieved text, model identity, proposal, approval, and outcome. Bounded intelligence narrows identity and tools. Accountable action keeps the write credential outside the model process.</w:t>
       </w:r>
     </w:p>
     <w:p>
-      <w:pPr>
-        <w:keepLines/>
-        <w:widowControl/>
-      </w:pPr>
+      <w:pPr/>
       <w:r>
-        <w:rPr>
-          <w:rFonts w:ascii="Arial" w:hAnsi="Arial"/>
-          <w:b w:val="0"/>
-          <w:i w:val="0"/>
-          <w:color w:val="000000"/>
-          <w:sz w:val="21"/>
-        </w:rPr>
         <w:t>An approval binds to a proposal digest covering the operation, target, states, evidence version, requester, and resource version, with the reviewer role, audience, and expiry also authenticated. The executor rechecks every field before mutation and reads the review class from a deployment catalogue, never from the model's own label.</w:t>
       </w:r>
     </w:p>
     <w:p>
-      <w:pPr>
-        <w:keepLines/>
-        <w:widowControl/>
-      </w:pPr>
+      <w:pPr/>
       <w:r>
-        <w:rPr>
-          <w:rFonts w:ascii="Arial" w:hAnsi="Arial"/>
-          <w:b w:val="0"/>
-          <w:i w:val="0"/>
-          <w:color w:val="000000"/>
-          <w:sz w:val="21"/>
-        </w:rPr>
-        <w:t>Two additions answer questions this architecture previously could not. First, review load is modelled as a scarce safety-relevant resource: a declared capacity per reviewer per window, a deliberation floor below which an approval is refused rather than flagged, mandatory escalation to a second reviewer under sustained load, and a published measure of remaining headroom. Refusing to issue the approval, rather than recording a concern afterwards, is what makes this a control instead of a dashboard. Second, because every result had been measured on the one profile the architecture was designed around, a structurally different education domain was added through the documented extension path: academic record correction, with a multi-role chain, a rejection an appeal can reopen, and its own evidence rather than the first domain's.</w:t>
+        <w:t>Two additions answer questions this architecture previously could not. First, review load is modelled as a scarce safety-relevant resource: a declared capacity per reviewer per window, a deliberation floor below which an approval is refused rather than flagged, mandatory escalation under sustained load, and published headroom. Refusing the approval, rather than recording a concern afterwards, makes this a control instead of a dashboard. Second, four independently reported domain packs now exercise one kernel: student support, academic-record correction, corporate-confidential data, and healthcare-record access. Each declares purpose, data classes, lifecycle rules, prohibited uses, key owners, and evidence.</w:t>
       </w:r>
     </w:p>
     <w:p>
-      <w:pPr>
-        <w:keepLines/>
-        <w:widowControl/>
-      </w:pPr>
+      <w:pPr/>
       <w:r>
-        <w:rPr>
-          <w:rFonts w:ascii="Arial" w:hAnsi="Arial"/>
-          <w:b w:val="0"/>
-          <w:i w:val="0"/>
-          <w:color w:val="000000"/>
-          <w:sz w:val="21"/>
-        </w:rPr>
+        <w:t>Each pack is a testable spec: purpose, data types, bans, owners, states, fallback, tests, proof, and limits. Local teams replace each item and run the suite before use.</w:t>
+      </w:r>
+    </w:p>
+    <w:p>
+      <w:pPr/>
+      <w:r>
         <w:t>Assurance is checked four ways, each answering a question a hand-written test suite cannot. Randomised property testing compares generated tool calls against a predicate written independently of the implementation. Bounded model checking enumerates the profile's declared authority space, runs the real enforcement code against every configuration, and checks five invariants: the combination nobody imagined. Ablation removes one control at a time and measures whether the harm returns, because a control whose removal changes nothing was decorative and the assurance matrix should stop claiming it. A portable conformance suite re-runs the properties against whatever backends an institution has substituted, naming for each check the requirement it defends, so a failure states which claim was lost rather than merely turning red.</w:t>
       </w:r>
     </w:p>
@@ -458,141 +302,54 @@
         <w:pStyle w:val="Sectionnote"/>
       </w:pPr>
       <w:r>
-        <w:rPr>
-          <w:rFonts w:ascii="Arial" w:hAnsi="Arial"/>
-          <w:b w:val="0"/>
-          <w:i/>
-          <w:color w:val="000000"/>
-          <w:sz w:val="18"/>
-        </w:rPr>
-        <w:t>Official limit 550 to 650 words  |  Draft count 586 words</w:t>
+        <w:t>Official limit 550 to 650 words  |  Draft count 572 words</w:t>
       </w:r>
     </w:p>
     <w:p>
-      <w:pPr>
-        <w:keepLines/>
-        <w:widowControl/>
-      </w:pPr>
+      <w:pPr/>
       <w:r>
-        <w:rPr>
-          <w:rFonts w:ascii="Arial" w:hAnsi="Arial"/>
-          <w:b w:val="0"/>
-          <w:i w:val="0"/>
-          <w:color w:val="000000"/>
-          <w:sz w:val="21"/>
-        </w:rPr>
         <w:t>All results are fixture observations in declared local environments: not security probabilities, a certification, or evidence of production readiness.</w:t>
       </w:r>
     </w:p>
     <w:p>
-      <w:pPr>
-        <w:keepLines/>
-        <w:widowControl/>
-      </w:pPr>
+      <w:pPr/>
       <w:r>
-        <w:rPr>
-          <w:rFonts w:ascii="Arial" w:hAnsi="Arial"/>
-          <w:b w:val="0"/>
-          <w:i w:val="0"/>
-          <w:color w:val="000000"/>
-          <w:sz w:val="21"/>
-        </w:rPr>
-        <w:t>Against the synthetic student-support profile, 30 of 30 adversarial scenarios were contained with zero unauthorised mutations, and 6 of 6 benign tasks completed for a false-denial rate of 0.0. Reporting utility beside containment stops a system that refuses everything from looking successful. Bounded model checking explored 240 configurations with zero invariant violations, reaching 11 distinct denial controls. Eight of eight ablated controls restored their harm when removed: authority coverage 1.0. Twenty-five conformance checks passed on two independent backends, and a 32-caller replay race produced one mutation and one receipt.</w:t>
+        <w:t>Against the synthetic student-support profile, 30 of 30 adversarial scenarios were contained with zero unauthorised mutations, and 6 of 6 benign tasks completed for a false-denial rate of 0.0. Reporting utility beside containment stops a system that refuses everything from looking successful. Bounded model checking explored 240 configurations with zero invariant violations, reaching 11 distinct denial controls. Eight of eight ablated controls restored their harm when removed: authority coverage 1.0. Twenty-six conformance checks passed on two independent backends, and a 32-caller replay race produced one mutation and one receipt.</w:t>
       </w:r>
     </w:p>
     <w:p>
-      <w:pPr>
-        <w:keepLines/>
-        <w:widowControl/>
-      </w:pPr>
+      <w:pPr/>
       <w:r>
-        <w:rPr>
-          <w:rFonts w:ascii="Arial" w:hAnsi="Arial"/>
-          <w:b w:val="0"/>
-          <w:i w:val="0"/>
-          <w:color w:val="000000"/>
-          <w:sz w:val="21"/>
-        </w:rPr>
         <w:t>The same hostile proposals and legitimate work went to three architectures. An unguarded agent contained none and delivered 28 harmful actions. A prompt-guarded arm, adding the two mitigations most widely deployed today, contained 29 percent and delivered 8. That arm is a fair account of practice, not a strawman: an allowlist is a real control that lacks enforcement independent of the model. The full architecture contained all seven and delivered none, at no cost to benign completion.</w:t>
       </w:r>
     </w:p>
     <w:p>
-      <w:pPr>
-        <w:keepLines/>
-        <w:widowControl/>
-      </w:pPr>
+      <w:pPr/>
       <w:r>
-        <w:rPr>
-          <w:rFonts w:ascii="Arial" w:hAnsi="Arial"/>
-          <w:b w:val="0"/>
-          <w:i w:val="0"/>
-          <w:color w:val="000000"/>
-          <w:sz w:val="21"/>
-        </w:rPr>
         <w:t>The oversight results are the new contribution. With shipped defaults, a roster of 11 reviewers sustains 2,640 consequential actions per day, bound by the declared quota rather than by attention. In a queue trial, 40 arrivals reach one reviewer budgeted for 8. Some proposals are structurally perfect and substantively wrong: correct operation, current version, authentic approval, ineligible applicant. No digest detects that and no invariant excludes it; the only control behind that harm is a person who is reading. Without load control, four such failures execute. With it, none do, and 32 actions defer to manual review. That deferral is the finding, not a defect to tune away: it makes over-capacity arithmetic instead of invisible. One caveat is essential: the degradation curve is a declared parameter, not a measurement of any officer; observing real reviewers is open work.</w:t>
       </w:r>
     </w:p>
     <w:p>
-      <w:pPr>
-        <w:keepLines/>
-        <w:widowControl/>
-      </w:pPr>
+      <w:pPr/>
       <w:r>
-        <w:rPr>
-          <w:rFonts w:ascii="Arial" w:hAnsi="Arial"/>
-          <w:b w:val="0"/>
-          <w:i w:val="0"/>
-          <w:color w:val="000000"/>
-          <w:sz w:val="21"/>
-        </w:rPr>
-        <w:t>The second domain repaid the effort at once. The identical suite holds with no library change: 4,800 configurations with zero violations, 30 of 30 scenarios contained, 9 of 9 benign tasks, 25 conformance checks. It also failed on first run, and the defect was genuine. A declared approval role on a routine transition was silently ignored, because the enforcement map was built only from consequential rules. The field was mandatory in the schema, visible to any reviewer, and absent at runtime. One domain could not reach it; two did.</w:t>
+        <w:t>Across four synthetic packs, the identical kernel covers 31,360 bounded configurations, contains 120 of 120 hostile scenarios, completes 36 of 36 benign tasks, and records zero unauthorised mutations. This demonstrates reuse, not sector compliance or safety. The academic pack retains the transfer baseline: 4,800 configurations with zero violations, 30 of 30 scenarios contained, 9 of 9 benign tasks, 26 conformance checks. Its first run exposed a role declared in the profile but ignored at runtime.</w:t>
       </w:r>
     </w:p>
     <w:p>
-      <w:pPr>
-        <w:keepLines/>
-        <w:widowControl/>
-      </w:pPr>
+      <w:pPr/>
       <w:r>
-        <w:rPr>
-          <w:rFonts w:ascii="Arial" w:hAnsi="Arial"/>
-          <w:b w:val="0"/>
-          <w:i w:val="0"/>
-          <w:color w:val="000000"/>
-          <w:sz w:val="21"/>
-        </w:rPr>
         <w:t>Because every attack was written by the people who built the defence, an open adversary corpus now ships. A contributed attack is seven fields of YAML, scored against all three architectures and attributed to its contributor. No student record or vendor name is needed, and no contributor code runs. The tool prints how many attacks came from outside the project; today that number is zero, stated in the output rather than buried in a limitation.</w:t>
       </w:r>
     </w:p>
     <w:p>
-      <w:pPr>
-        <w:keepLines/>
-        <w:widowControl/>
-      </w:pPr>
+      <w:pPr/>
       <w:r>
-        <w:rPr>
-          <w:rFonts w:ascii="Arial" w:hAnsi="Arial"/>
-          <w:b w:val="0"/>
-          <w:i w:val="0"/>
-          <w:color w:val="000000"/>
-          <w:sz w:val="21"/>
-        </w:rPr>
-        <w:t>For AI for Learning, this governs administration. For Learning for AI, it teaches system literacy: trace data, bound delegation, verify controls, calculate escalation capacity, and reconstruct accountability. Participants violate a boundary, watch refusal, remove the control, and watch harm return. Institutions unable to pool infrastructure can pool failures. No learning gain is claimed; none has been measured.</w:t>
+        <w:t>For AI for Learning, the education pack governs administration. For Learning for AI, the cross-sector kernel teaches system literacy: trace data, bound delegation, verify controls, calculate escalation capacity, and reconstruct accountability. Participants violate a boundary, watch refusal, remove the control, and watch harm return. Institutions unable to pool infrastructure can pool failures. No learning gain is claimed; none has been measured.</w:t>
       </w:r>
     </w:p>
     <w:p>
-      <w:pPr>
-        <w:keepLines/>
-        <w:widowControl/>
-      </w:pPr>
+      <w:pPr/>
       <w:r>
-        <w:rPr>
-          <w:rFonts w:ascii="Arial" w:hAnsi="Arial"/>
-          <w:b w:val="0"/>
-          <w:i w:val="0"/>
-          <w:color w:val="000000"/>
-          <w:sz w:val="21"/>
-        </w:rPr>
         <w:t>Open questions remain: a compromised host or signing authority, injection rates for named models, reviewer accuracy under load, appeal quality, fairness, cost, energy, and independent audit. Separate containers on one host are logical separation, not independent administrative trust.</w:t>
       </w:r>
     </w:p>
@@ -609,61 +366,24 @@
         <w:pStyle w:val="Sectionnote"/>
       </w:pPr>
       <w:r>
-        <w:rPr>
-          <w:rFonts w:ascii="Arial" w:hAnsi="Arial"/>
-          <w:b w:val="0"/>
-          <w:i/>
-          <w:color w:val="000000"/>
-          <w:sz w:val="18"/>
-        </w:rPr>
         <w:t>Official limit 200 to 250 words  |  Draft count 228 words</w:t>
       </w:r>
     </w:p>
     <w:p>
-      <w:pPr>
-        <w:keepLines/>
-        <w:widowControl/>
-      </w:pPr>
+      <w:pPr/>
       <w:r>
-        <w:rPr>
-          <w:rFonts w:ascii="Arial" w:hAnsi="Arial"/>
-          <w:b w:val="0"/>
-          <w:i w:val="0"/>
-          <w:color w:val="000000"/>
-          <w:sz w:val="21"/>
-        </w:rPr>
         <w:t>Trust by Construction moves AI governance from a promise about a model to a testable boundary around a high-impact action. In the student-support case an agent may gather evidence and propose a change, while an authorised person and a separate executor decide whether that exact change may occur. A changed or stale proposal requires fresh review. An uncertain outcome enters reconciliation rather than a blind retry. A complete evidence record supports inquiry and appeal.</w:t>
       </w:r>
     </w:p>
     <w:p>
-      <w:pPr>
-        <w:keepLines/>
-        <w:widowControl/>
-      </w:pPr>
+      <w:pPr/>
       <w:r>
-        <w:rPr>
-          <w:rFonts w:ascii="Arial" w:hAnsi="Arial"/>
-          <w:b w:val="0"/>
-          <w:i w:val="0"/>
-          <w:color w:val="000000"/>
-          <w:sz w:val="21"/>
-        </w:rPr>
         <w:t>Three propositions follow, and I offer them to the panel as claims to argue with. First, an institution should publish its oversight ceiling before its automation roadmap; one that cannot say how many consequential decisions it can genuinely review per day has not established that it can oversee what it is deploying. Second, no consequential agent capability should ship without a named authorisation boundary, an executable failure test, and a recovery owner, which any institution can publish for one capability this quarter with no budget. Third, institutions should trade failure cases rather than platforms, since shared attacks build capacity without moving a single student record.</w:t>
       </w:r>
     </w:p>
     <w:p>
-      <w:pPr>
-        <w:keepLines/>
-        <w:widowControl/>
-      </w:pPr>
+      <w:pPr/>
       <w:r>
-        <w:rPr>
-          <w:rFonts w:ascii="Arial" w:hAnsi="Arial"/>
-          <w:b w:val="0"/>
-          <w:i w:val="0"/>
-          <w:color w:val="000000"/>
-          <w:sz w:val="21"/>
-        </w:rPr>
         <w:t>Even a perfectly governed agent can apply an unjust rule faster. This architecture makes harm attributable and contestable; it does not make a rule fair. That bounded contribution still answers the student who asked why, and it helps institutions decide which powers to delegate and when automation must stop.</w:t>
       </w:r>
     </w:p>
@@ -676,114 +396,44 @@
       </w:r>
     </w:p>
     <w:p>
-      <w:pPr>
-        <w:spacing w:after="100"/>
-        <w:ind w:left="317" w:hanging="317"/>
-      </w:pPr>
+      <w:pPr/>
       <w:r>
-        <w:rPr>
-          <w:rFonts w:ascii="Arial" w:hAnsi="Arial"/>
-          <w:b w:val="0"/>
-          <w:i w:val="0"/>
-          <w:color w:val="000000"/>
-          <w:sz w:val="18"/>
-        </w:rPr>
         <w:t>Autio, C., et al. (2024). Artificial Intelligence Risk Management Framework: Generative Artificial Intelligence Profile. NIST AI 600-1. https://doi.org/10.6028/NIST.AI.600-1</w:t>
       </w:r>
     </w:p>
     <w:p>
-      <w:pPr>
-        <w:spacing w:after="100"/>
-        <w:ind w:left="317" w:hanging="317"/>
-      </w:pPr>
+      <w:pPr/>
       <w:r>
-        <w:rPr>
-          <w:rFonts w:ascii="Arial" w:hAnsi="Arial"/>
-          <w:b w:val="0"/>
-          <w:i w:val="0"/>
-          <w:color w:val="000000"/>
-          <w:sz w:val="18"/>
-        </w:rPr>
         <w:t>ISO/IEC. (2023). ISO/IEC 42001:2023 - Information technology, Artificial intelligence, Management system. https://www.iso.org/standard/81230.html</w:t>
       </w:r>
     </w:p>
     <w:p>
-      <w:pPr>
-        <w:spacing w:after="100"/>
-        <w:ind w:left="317" w:hanging="317"/>
-      </w:pPr>
+      <w:pPr/>
       <w:r>
-        <w:rPr>
-          <w:rFonts w:ascii="Arial" w:hAnsi="Arial"/>
-          <w:b w:val="0"/>
-          <w:i w:val="0"/>
-          <w:color w:val="000000"/>
-          <w:sz w:val="18"/>
-        </w:rPr>
         <w:t>Miao, F., and Cukurova, M. (2024). AI competency framework for teachers. UNESCO. https://unesdoc.unesco.org/ark:/48223/pf0000391104</w:t>
       </w:r>
     </w:p>
     <w:p>
-      <w:pPr>
-        <w:spacing w:after="100"/>
-        <w:ind w:left="317" w:hanging="317"/>
-      </w:pPr>
+      <w:pPr/>
       <w:r>
-        <w:rPr>
-          <w:rFonts w:ascii="Arial" w:hAnsi="Arial"/>
-          <w:b w:val="0"/>
-          <w:i w:val="0"/>
-          <w:color w:val="000000"/>
-          <w:sz w:val="18"/>
-        </w:rPr>
         <w:t>OWASP GenAI Security Project. (2025). OWASP Top 10 for Agentic Applications 2026. https://genai.owasp.org/resource/owasp-top-10-for-agentic-applications-for-2026/</w:t>
       </w:r>
     </w:p>
     <w:p>
-      <w:pPr>
-        <w:spacing w:after="100"/>
-        <w:ind w:left="317" w:hanging="317"/>
-      </w:pPr>
+      <w:pPr/>
       <w:r>
-        <w:rPr>
-          <w:rFonts w:ascii="Arial" w:hAnsi="Arial"/>
-          <w:b w:val="0"/>
-          <w:i w:val="0"/>
-          <w:color w:val="000000"/>
-          <w:sz w:val="18"/>
-        </w:rPr>
         <w:t>Parasuraman, R., and Manzey, D. (2010). Complacency and bias in human use of automation: an attentional integration. Human Factors, 52(3), 381-410. https://doi.org/10.1177/0018720810376055</w:t>
       </w:r>
     </w:p>
     <w:p>
-      <w:pPr>
-        <w:spacing w:after="100"/>
-        <w:ind w:left="317" w:hanging="317"/>
-      </w:pPr>
+      <w:pPr/>
       <w:r>
-        <w:rPr>
-          <w:rFonts w:ascii="Arial" w:hAnsi="Arial"/>
-          <w:b w:val="0"/>
-          <w:i w:val="0"/>
-          <w:color w:val="000000"/>
-          <w:sz w:val="18"/>
-        </w:rPr>
         <w:t>Rose, S., Borchert, O., Mitchell, S., and Connelly, S. (2020). Zero Trust Architecture. NIST SP 800-207. https://doi.org/10.6028/NIST.SP.800-207</w:t>
       </w:r>
     </w:p>
     <w:p>
-      <w:pPr>
-        <w:spacing w:after="100"/>
-        <w:ind w:left="317" w:hanging="317"/>
-      </w:pPr>
+      <w:pPr/>
       <w:r>
-        <w:rPr>
-          <w:rFonts w:ascii="Arial" w:hAnsi="Arial"/>
-          <w:b w:val="0"/>
-          <w:i w:val="0"/>
-          <w:color w:val="000000"/>
-          <w:sz w:val="18"/>
-        </w:rPr>
         <w:t>United Nations. (2024). Global Digital Compact. https://www.un.org/pact-for-the-future/en/annex-i-global-digital-compact</w:t>
       </w:r>
     </w:p>

--- a/fssai-ra/docs/extended-abstract.docx
+++ b/fssai-ra/docs/extended-abstract.docx
@@ -8,7 +8,7 @@
         <w:jc w:val="left"/>
       </w:pPr>
       <w:r>
-        <w:t>From Model Literacy to System Literacy: A Cross-Sector Authority Kernel for Agentic AI</w:t>
+        <w:t>Trust by Construction: A Cross-Sector Reference Architecture for Governed Agentic AI</w:t>
       </w:r>
     </w:p>
     <w:p>

--- a/fssai-ra/docs/extended-abstract.docx
+++ b/fssai-ra/docs/extended-abstract.docx
@@ -8,7 +8,7 @@
         <w:jc w:val="left"/>
       </w:pPr>
       <w:r>
-        <w:t>Trust by Construction: A Cross-Sector Reference Architecture for Governed Agentic AI</w:t>
+        <w:t xml:space="preserve">Trust by Construction: A Cross-Sector Reference Architecture for Governed Agentic AI</w:t>
       </w:r>
     </w:p>
     <w:p>
@@ -26,154 +26,57 @@
         <w:t>Extended abstract for the UNU Macau AI Conference 2026</w:t>
       </w:r>
     </w:p>
-    <w:tbl>
-      <w:tblPr>
-        <w:tblW w:type="auto" w:w="0"/>
-        <w:tblLayout w:type="fixed"/>
-        <w:tblLook w:firstColumn="1" w:firstRow="1" w:lastColumn="0" w:lastRow="0" w:noHBand="0" w:noVBand="1" w:val="04A0"/>
-        <w:tblBorders>
-          <w:top w:val="single" w:sz="6" w:color="D9D9D9"/>
-          <w:left w:val="single" w:sz="6" w:color="D9D9D9"/>
-          <w:bottom w:val="single" w:sz="6" w:color="D9D9D9"/>
-          <w:right w:val="single" w:sz="6" w:color="D9D9D9"/>
-          <w:insideH w:val="single" w:sz="6" w:color="D9D9D9"/>
-          <w:insideV w:val="single" w:sz="6" w:color="D9D9D9"/>
-        </w:tblBorders>
-      </w:tblPr>
-      <w:tblGrid>
-        <w:gridCol w:w="1944"/>
-        <w:gridCol w:w="7632"/>
-      </w:tblGrid>
-      <w:tr>
-        <w:tc>
-          <w:tcPr>
-            <w:tcW w:type="dxa" w:w="1944"/>
-            <w:vAlign w:val="center"/>
-            <w:tcMar>
-              <w:top w:w="100" w:type="dxa"/>
-              <w:start w:w="120" w:type="dxa"/>
-              <w:bottom w:w="100" w:type="dxa"/>
-              <w:end w:w="120" w:type="dxa"/>
-            </w:tcMar>
-          </w:tcPr>
-          <w:p>
-            <w:r>
-              <w:rPr>
-                <w:rFonts w:ascii="Arial" w:hAnsi="Arial"/>
-                <w:b/>
-                <w:i w:val="0"/>
-                <w:color w:val="000000"/>
-                <w:sz w:val="18"/>
-              </w:rPr>
-              <w:t>Proposed panel</w:t>
-            </w:r>
-          </w:p>
-        </w:tc>
-        <w:tc>
-          <w:tcPr>
-            <w:tcW w:type="dxa" w:w="7632"/>
-            <w:vAlign w:val="center"/>
-            <w:tcMar>
-              <w:top w:w="100" w:type="dxa"/>
-              <w:start w:w="120" w:type="dxa"/>
-              <w:bottom w:w="100" w:type="dxa"/>
-              <w:end w:w="120" w:type="dxa"/>
-            </w:tcMar>
-          </w:tcPr>
-          <w:p>
-            <w:r>
-              <w:t>Agentic AI in the Loop - From Autonomous Tools to Shared Capacity</w:t>
-            </w:r>
-          </w:p>
-        </w:tc>
-      </w:tr>
-      <w:tr>
-        <w:tc>
-          <w:tcPr>
-            <w:tcW w:type="dxa" w:w="1944"/>
-            <w:vAlign w:val="center"/>
-            <w:tcMar>
-              <w:top w:w="100" w:type="dxa"/>
-              <w:start w:w="120" w:type="dxa"/>
-              <w:bottom w:w="100" w:type="dxa"/>
-              <w:end w:w="120" w:type="dxa"/>
-            </w:tcMar>
-          </w:tcPr>
-          <w:p>
-            <w:r>
-              <w:rPr>
-                <w:rFonts w:ascii="Arial" w:hAnsi="Arial"/>
-                <w:b/>
-                <w:i w:val="0"/>
-                <w:color w:val="000000"/>
-                <w:sz w:val="18"/>
-              </w:rPr>
-              <w:t>Keywords</w:t>
-            </w:r>
-          </w:p>
-        </w:tc>
-        <w:tc>
-          <w:tcPr>
-            <w:tcW w:type="dxa" w:w="7632"/>
-            <w:vAlign w:val="center"/>
-            <w:tcMar>
-              <w:top w:w="100" w:type="dxa"/>
-              <w:start w:w="120" w:type="dxa"/>
-              <w:bottom w:w="100" w:type="dxa"/>
-              <w:end w:w="120" w:type="dxa"/>
-            </w:tcMar>
-          </w:tcPr>
-          <w:p>
-            <w:r>
-              <w:t>agentic AI; system literacy; secure data governance; institutional sovereignty; fail-secure architecture; human oversight; verifiable governance; digital public goods</w:t>
-            </w:r>
-          </w:p>
-        </w:tc>
-      </w:tr>
-      <w:tr>
-        <w:tc>
-          <w:tcPr>
-            <w:tcW w:type="dxa" w:w="1944"/>
-            <w:vAlign w:val="center"/>
-            <w:tcMar>
-              <w:top w:w="100" w:type="dxa"/>
-              <w:start w:w="120" w:type="dxa"/>
-              <w:bottom w:w="100" w:type="dxa"/>
-              <w:end w:w="120" w:type="dxa"/>
-            </w:tcMar>
-          </w:tcPr>
-          <w:p>
-            <w:r>
-              <w:rPr>
-                <w:rFonts w:ascii="Arial" w:hAnsi="Arial"/>
-                <w:b/>
-                <w:i w:val="0"/>
-                <w:color w:val="000000"/>
-                <w:sz w:val="18"/>
-              </w:rPr>
-              <w:t>Reference implementation</w:t>
-            </w:r>
-          </w:p>
-        </w:tc>
-        <w:tc>
-          <w:tcPr>
-            <w:tcW w:type="dxa" w:w="7632"/>
-            <w:vAlign w:val="center"/>
-            <w:tcMar>
-              <w:top w:w="100" w:type="dxa"/>
-              <w:start w:w="120" w:type="dxa"/>
-              <w:bottom w:w="100" w:type="dxa"/>
-              <w:end w:w="120" w:type="dxa"/>
-            </w:tcMar>
-          </w:tcPr>
-          <w:p>
-            <w:r>
-              <w:t>https://github.com/genaiworks/fssai-ra (release v1.0.0 for baseline figures, plus current-source supplements; record the reviewed commit at submission)</w:t>
-            </w:r>
-          </w:p>
-        </w:tc>
-      </w:tr>
-    </w:tbl>
+    <w:p>
+      <w:r>
+        <w:rPr>
+          <w:rFonts w:ascii="Arial" w:hAnsi="Arial"/>
+          <w:b/>
+          <w:i w:val="0"/>
+          <w:color w:val="000000"/>
+          <w:sz w:val="18"/>
+        </w:rPr>
+        <w:t xml:space="preserve">Proposed panel</w:t>
+      </w:r>
+    </w:p>
+    <w:p>
+      <w:r>
+        <w:t xml:space="preserve">Agentic AI in the Loop - From Autonomous Tools to Shared Capacity</w:t>
+      </w:r>
+    </w:p>
+    <w:p>
+      <w:r>
+        <w:rPr>
+          <w:rFonts w:ascii="Arial" w:hAnsi="Arial"/>
+          <w:b/>
+          <w:i w:val="0"/>
+          <w:color w:val="000000"/>
+          <w:sz w:val="18"/>
+        </w:rPr>
+        <w:t xml:space="preserve">Keywords</w:t>
+      </w:r>
+    </w:p>
+    <w:p>
+      <w:r>
+        <w:t xml:space="preserve">agentic AI; system literacy; secure data governance; institutional sovereignty; reference architecture; fail-secure systems; verifiable governance; digital public goods</w:t>
+      </w:r>
+    </w:p>
+    <w:p>
+      <w:r>
+        <w:rPr>
+          <w:rFonts w:ascii="Arial" w:hAnsi="Arial"/>
+          <w:b/>
+          <w:i w:val="0"/>
+          <w:color w:val="000000"/>
+          <w:sz w:val="18"/>
+        </w:rPr>
+        <w:t xml:space="preserve">Reference implementation</w:t>
+      </w:r>
+    </w:p>
+    <w:p>
+      <w:r>
+        <w:t xml:space="preserve">https://github.com/genaiworks/fssai-ra (release v1.0.0 for baseline figures, plus current-source supplements; record the reviewed commit at submission)</w:t>
+      </w:r>
+    </w:p>
     <w:p>
       <w:pPr>
         <w:spacing w:after="0"/>
@@ -184,7 +87,7 @@
         <w:pStyle w:val="Heading1"/>
       </w:pPr>
       <w:r>
-        <w:t>Introduction</w:t>
+        <w:t xml:space="preserve">Introduction</w:t>
       </w:r>
     </w:p>
     <w:p>
@@ -192,31 +95,31 @@
         <w:pStyle w:val="Sectionnote"/>
       </w:pPr>
       <w:r>
-        <w:t>Official limit 200 to 250 words  |  Draft count 227 words</w:t>
+        <w:t xml:space="preserve">Official limit 200 to 250 words  |  Draft count 218 words</w:t>
       </w:r>
     </w:p>
     <w:p>
       <w:pPr/>
       <w:r>
-        <w:t>A student's support application is refused. She asks who decided, what they saw, and how to contest it. The same questions follow a patient's record disclosure or a corporate data release. An agent or hidden instruction can be wrong. To the affected person the result is the same: an outcome, and no way back in.</w:t>
+        <w:t xml:space="preserve">AI governance focuses too much on models. The full system moves data, grants power, acts, records effects, and recovers. It is the governed object. Corporate data release, medical record use, academic correction, and public support face different laws yet the same questions: what was allowed, who held power, which evidence was used, what happened, and how can it be challenged?</w:t>
       </w:r>
     </w:p>
     <w:p>
       <w:pPr/>
       <w:r>
-        <w:t>This work asks a narrower question than whether AI is trustworthy: what stops a wrong or compromised agent from turning its own proposal into institutional authority? It presents Trust by Construction, a sector-neutral fail-secure authority and data-governance kernel, taught through education and exercised across education, corporate-confidential data, and healthcare-record access. Its central rule is one sentence: a model may propose an action; it cannot manufacture the authority to execute it.</w:t>
+        <w:t xml:space="preserve">This work presents Trust by Construction, a cross-sector reference architecture for governed agentic AI. Two rules anchor it. A model may propose an action; it cannot manufacture the authority to execute it. A model may request information; it cannot manufacture the entitlement to see it, or launder what it saw. Neither rule assumes the model is aligned. Trust comes from separated duties, not from a model, region, or certificate.</w:t>
       </w:r>
     </w:p>
     <w:p>
       <w:pPr/>
       <w:r>
-        <w:t>The contribution is an executable control contract. For every consequential capability it names the protected asset, permitted operation, enforcement point, accountable owner, failure test, evidence artifact, and recovery response. It turns system literacy from vocabulary into something a learner can demonstrate.</w:t>
+        <w:t xml:space="preserve">The link between policy and code is a seven-field executable control contract for each consequential capability: asset, operation, enforcement point, owner, failure test, evidence, and response. Domain packs add purpose, data classes, duties, bans, lifecycle rules, owners, and tests for any sector.</w:t>
       </w:r>
     </w:p>
     <w:p>
       <w:pPr/>
       <w:r>
-        <w:t>The argument I bring to the panel goes further. Institutions are being sold autonomy and told to add a human. Human oversight is not a safeguard bolted on afterwards; it is a finite resource with a ceiling an institution can calculate, and above that ceiling "a human approved it" stops being true while every audit log continues to say it is.</w:t>
+        <w:t xml:space="preserve">Education spreads the method; it does not bound it. System literacy lets policy leaders, engineers, auditors, learners, and affected groups inspect how AI gains and uses power. The paper proposes this constitutional layer for future AI and supplies an open base others can test, replace, and extend.</w:t>
       </w:r>
     </w:p>
     <w:p>
@@ -224,7 +127,7 @@
         <w:pStyle w:val="Heading1"/>
       </w:pPr>
       <w:r>
-        <w:t>Development Section 1 Methodology Core Argument and Case Context</w:t>
+        <w:t xml:space="preserve">Development Section 1 Methodology Core Argument and Case Context</w:t>
       </w:r>
     </w:p>
     <w:p>
@@ -232,61 +135,61 @@
         <w:pStyle w:val="Sectionnote"/>
       </w:pPr>
       <w:r>
-        <w:t>Official limit 550 to 650 words  |  Draft count 550 words</w:t>
+        <w:t xml:space="preserve">Official limit 550 to 650 words  |  Draft count 562 words</w:t>
       </w:r>
     </w:p>
     <w:p>
       <w:pPr/>
       <w:r>
-        <w:t>The method joins an education case with a cross-sector executable kernel, informed by zero trust, NIST, OWASP, ISO/IEC 42001, and UNESCO's AI competency framework. Each governance duty becomes behaviour another institution can test after replacing parts.</w:t>
+        <w:t xml:space="preserve">The method treats an agentic AI system less like an application and more like a governed institution. It needs separated powers, a memory it cannot rewrite, and a safe way to stop. Zero trust, NIST, OWASP, ISO/IEC 42001, and UNESCO's competency work inform the pattern; each duty becomes testable behavior.</w:t>
       </w:r>
     </w:p>
     <w:p>
       <w:pPr/>
       <w:r>
-        <w:t>The control contract is machine-readable. Its seven fields are mandatory, and each check names the requirement it defends. Teams begin with one consequential capability and manual fallback, writing the failure test before connecting real records or keys. If the fields cannot be filled, nobody is ready to automate it.</w:t>
+        <w:t xml:space="preserve">The control contract is machine-readable. Its seven fields are mandatory, and each check names the requirement it defends. Teams begin with one consequential capability and a manual fallback, writing the failure test before connecting real data or keys. If any field cannot be filled, the team has found an unresolved governance choice rather than a function ready to automate.</w:t>
       </w:r>
     </w:p>
     <w:p>
       <w:pPr/>
       <w:r>
-        <w:t>This becomes five-part system literacy: trace data and versions; distinguish proposals from delegated powers; verify controls independently of the model; make escalation capacity explicit; and reconstruct accountability through a correction route. Learners produce artifacts or failures for each, not definitions. Each learner must also state the limit of the evidence they produce.</w:t>
+        <w:t xml:space="preserve">Seven logical planes implement the pattern. The boundary plane authenticates ingress and egress, quarantines untrusted input, and exposes a no-read-back seam that certified one-way hardware can replace. The governed data plane assigns stable IDs, streams replayable events, and preserves versioned snapshots and transforms. The intelligence plane contains replaceable models and retrieval but no write power. The authority plane issues purpose-, time-, and holder-bound grants. The execution plane independently rechecks identity, policy, version, approval, and replay state before using a write credential. The evidence plane binds intent to outcome. The resilience plane revokes, reconciles uncertain effects, fails securely, and routes work to fallback.</w:t>
       </w:r>
     </w:p>
     <w:p>
       <w:pPr/>
       <w:r>
-        <w:t>The reference case uses synthetic student-support records. An agent may fetch evidence for an assigned case, draft an explanation, and propose moving it from draft to officer review. It cannot approve an award, widen its own access, delete evidence, or hold the key that changes the case register. A named officer retains authority, and the institution remains responsible for policy and fairness.</w:t>
+        <w:t xml:space="preserve">The open stack maps these duties to FastAPI, PostgreSQL or Redis, Kafka, PySpark, Iceberg, object storage, local models, signing, and a software one-way seam. They are replaceable adapters: a new stack inherits no assurance until the same failure cases pass in its environment.</w:t>
       </w:r>
     </w:p>
     <w:p>
       <w:pPr/>
       <w:r>
-        <w:t>Five domains organise the design. Controlled import validates source, type, size, schema, and signature through a no-read-back software seam a certified diode can replace. Transport uses stable identifiers and replayable events. Reproducible data preserves snapshots, transforms, retrieved text, model identity, proposal, approval, and outcome. Bounded intelligence narrows identity and tools. Accountable action keeps the write credential outside the model process.</w:t>
+        <w:t xml:space="preserve">Reading is governed like acting. A context gate alone holds the record-store credential. A signed grant binds holder, purpose, subjects, fields, classes, and expiry; consent and revocation are checked at every read; each class reaches only model endpoints in approved zones. Every output inherits the labels of all data its session received, so a model cannot declassify its own summary. Only an independent role approving that exact output can.</w:t>
       </w:r>
     </w:p>
     <w:p>
       <w:pPr/>
       <w:r>
-        <w:t>An approval binds to a proposal digest covering the operation, target, states, evidence version, requester, and resource version, with the reviewer role, audience, and expiry also authenticated. The executor rechecks every field before mutation and reads the review class from a deployment catalogue, never from the model's own label.</w:t>
+        <w:t xml:space="preserve">An approval signs an exact proposal digest covering the operation, target, before and after state, evidence version, requester, resource version, role, audience, and expiry. A change needs new authority. The executor reads the review class from a deployment pack, never from the model. A retry returns the same receipt or enters reconciliation; it cannot improvise a second action.</w:t>
       </w:r>
     </w:p>
     <w:p>
       <w:pPr/>
       <w:r>
-        <w:t>Two additions answer questions this architecture previously could not. First, review load is modelled as a scarce safety-relevant resource: a declared capacity per reviewer per window, a deliberation floor below which an approval is refused rather than flagged, mandatory escalation under sustained load, and published headroom. Refusing the approval, rather than recording a concern afterwards, makes this a control instead of a dashboard. Second, four independently reported domain packs now exercise one kernel: student support, academic-record correction, corporate-confidential data, and healthcare-record access. Each declares purpose, data classes, lifecycle rules, prohibited uses, key owners, and evidence.</w:t>
+        <w:t xml:space="preserve">Authority may cross agent chains, but no principal may pass power it does not hold. Chain invariants cover roots, scope, holder, beneficiary, depth, time, cycles, provenance, and non-delegable acts. Human review is one authorization source, not the architecture. When used, declared capacity, a deliberation floor, escalation, and fallback stop excess demand from becoming empty approval. An AI review assistant must differ in model, evidence path, and adversarial posture from the proposing agent.</w:t>
       </w:r>
     </w:p>
     <w:p>
       <w:pPr/>
       <w:r>
-        <w:t>Each pack is a testable spec: purpose, data types, bans, owners, states, fallback, tests, proof, and limits. Local teams replace each item and run the suite before use.</w:t>
+        <w:t xml:space="preserve">Domain packs supply institutional meaning: purpose, basis, data classes, duties, bans, lifecycle rules, owners, transitions, disclosure policy, fallback, tests, and limits. The corporate pack governs classification, internal use, external release, revocation, and legal hold. The health pack governs record access and secondary use while excluding diagnosis, treatment, triage, prescribing, and record alteration. Education packs govern support and record correction. New sectors replace the pack, not the kernel.</w:t>
       </w:r>
     </w:p>
     <w:p>
       <w:pPr/>
       <w:r>
-        <w:t>Assurance is checked four ways, each answering a question a hand-written test suite cannot. Randomised property testing compares generated tool calls against a predicate written independently of the implementation. Bounded model checking enumerates the profile's declared authority space, runs the real enforcement code against every configuration, and checks five invariants: the combination nobody imagined. Ablation removes one control at a time and measures whether the harm returns, because a control whose removal changes nothing was decorative and the assurance matrix should stop claiming it. A portable conformance suite re-runs the properties against whatever backends an institution has substituted, naming for each check the requirement it defends, so a failure states which claim was lost rather than merely turning red.</w:t>
+        <w:t xml:space="preserve">Assurance combines randomized properties, bounded state checks, ablation, backend conformance, race tests, an open adversary corpus, and a threat catalogue whose evidence must exist. Each asks whether an unimagined state breaks an invariant, a control is load-bearing, or a replacement preserves behavior.</w:t>
       </w:r>
     </w:p>
     <w:p>
@@ -294,7 +197,7 @@
         <w:pStyle w:val="Heading1"/>
       </w:pPr>
       <w:r>
-        <w:t>Development Section 2 Results Analysis and Impact</w:t>
+        <w:t xml:space="preserve">Development Section 2 Results Analysis and Impact</w:t>
       </w:r>
     </w:p>
     <w:p>
@@ -302,55 +205,73 @@
         <w:pStyle w:val="Sectionnote"/>
       </w:pPr>
       <w:r>
-        <w:t>Official limit 550 to 650 words  |  Draft count 572 words</w:t>
+        <w:t xml:space="preserve">Official limit 550 to 650 words  |  Draft count 555 words</w:t>
       </w:r>
     </w:p>
     <w:p>
       <w:pPr/>
       <w:r>
-        <w:t>All results are fixture observations in declared local environments: not security probabilities, a certification, or evidence of production readiness.</w:t>
+        <w:t xml:space="preserve">All results are fixture observations in declared local environments: not security probabilities, a certification, or evidence of production readiness.</w:t>
       </w:r>
     </w:p>
     <w:p>
       <w:pPr/>
       <w:r>
-        <w:t>Against the synthetic student-support profile, 30 of 30 adversarial scenarios were contained with zero unauthorised mutations, and 6 of 6 benign tasks completed for a false-denial rate of 0.0. Reporting utility beside containment stops a system that refuses everything from looking successful. Bounded model checking explored 240 configurations with zero invariant violations, reaching 11 distinct denial controls. Eight of eight ablated controls restored their harm when removed: authority coverage 1.0. Twenty-six conformance checks passed on two independent backends, and a 32-caller replay race produced one mutation and one receipt.</w:t>
+        <w:t xml:space="preserve">Against the synthetic student-support profile, 30 of 30 adversarial scenarios were contained with zero unauthorised mutations, and 6 of 6 benign tasks completed for a false-denial rate of 0.0. Bounded model checking explored 240 configurations with zero invariant violations, reaching 11 distinct denial controls. Eight of eight ablated controls restored their harm when removed: authority coverage 1.0. Twenty-six conformance checks passed on two independent backends, and a 32-caller replay race produced one mutation and one receipt.</w:t>
       </w:r>
     </w:p>
     <w:p>
       <w:pPr/>
       <w:r>
-        <w:t>The same hostile proposals and legitimate work went to three architectures. An unguarded agent contained none and delivered 28 harmful actions. A prompt-guarded arm, adding the two mitigations most widely deployed today, contained 29 percent and delivered 8. That arm is a fair account of practice, not a strawman: an allowlist is a real control that lacks enforcement independent of the model. The full architecture contained all seven and delivered none, at no cost to benign completion.</w:t>
+        <w:t xml:space="preserve">The same hostile proposals and legitimate work went to three architectures. An unguarded agent contained none and delivered 28 harmful actions. A prompt-guarded arm, adding a safety prompt and per-agent tool allowlist, contained 29 percent and delivered 8. The full architecture contained all seven and delivered none, at no cost to benign completion.</w:t>
       </w:r>
     </w:p>
     <w:p>
       <w:pPr/>
       <w:r>
-        <w:t>The oversight results are the new contribution. With shipped defaults, a roster of 11 reviewers sustains 2,640 consequential actions per day, bound by the declared quota rather than by attention. In a queue trial, 40 arrivals reach one reviewer budgeted for 8. Some proposals are structurally perfect and substantively wrong: correct operation, current version, authentic approval, ineligible applicant. No digest detects that and no invariant excludes it; the only control behind that harm is a person who is reading. Without load control, four such failures execute. With it, none do, and 32 actions defer to manual review. That deferral is the finding, not a defect to tune away: it makes over-capacity arithmetic instead of invisible. One caveat is essential: the degradation curve is a declared parameter, not a measurement of any officer; observing real reviewers is open work.</w:t>
+        <w:t xml:space="preserve">Review capacity shows why human oversight is a system resource, not a slogan. With the reference assumptions, a roster of 11 reviewers sustains 2,640 consequential actions per day. In a queue trial, 40 arrivals reach one reviewer budgeted for 8. Some proposals are structurally valid yet wrong on merit. Without load control, four such failures execute. With it, none do, and 32 actions defer to manual review. Deferral is the visible cost of preserving the boundary. The degradation curve is a declared parameter, not a measure of real officers; field study remains open.</w:t>
       </w:r>
     </w:p>
     <w:p>
       <w:pPr/>
       <w:r>
-        <w:t>Across four synthetic packs, the identical kernel covers 31,360 bounded configurations, contains 120 of 120 hostile scenarios, completes 36 of 36 benign tasks, and records zero unauthorised mutations. This demonstrates reuse, not sector compliance or safety. The academic pack retains the transfer baseline: 4,800 configurations with zero violations, 30 of 30 scenarios contained, 9 of 9 benign tasks, 26 conformance checks. Its first run exposed a role declared in the profile but ignored at runtime.</w:t>
+        <w:t xml:space="preserve">Across four synthetic packs, the identical kernel covers 33,600 bounded configurations, contains 120 of 120 hostile scenarios, completes 37 of 37 benign tasks, and records zero unauthorised mutations. This demonstrates reuse, not sector compliance or safety. The academic pack retains the transfer baseline: 4,800 configurations with zero violations, 30 of 30 scenarios contained, 9 of 9 benign tasks, 26 conformance checks. Its first run exposed a role declared in the pack but ignored at runtime.</w:t>
       </w:r>
     </w:p>
     <w:p>
       <w:pPr/>
       <w:r>
-        <w:t>Because every attack was written by the people who built the defence, an open adversary corpus now ships. A contributed attack is seven fields of YAML, scored against all three architectures and attributed to its contributor. No student record or vendor name is needed, and no contributor code runs. The tool prints how many attacks came from outside the project; today that number is zero, stated in the output rather than buried in a limitation.</w:t>
+        <w:t xml:space="preserve">Reads were tested the same way. Across corporate and healthcare packs, 44 of 44 hostile data flows were contained, including wrong-patient injections, purpose switches, withdrawn consent, and self-labelled summaries. Conventional access control contained 16. All 13 checks were load-bearing, and 6,900 configurations showed zero violations.</w:t>
       </w:r>
     </w:p>
     <w:p>
       <w:pPr/>
       <w:r>
-        <w:t>For AI for Learning, the education pack governs administration. For Learning for AI, the cross-sector kernel teaches system literacy: trace data, bound delegation, verify controls, calculate escalation capacity, and reconstruct accountability. Participants violate a boundary, watch refusal, remove the control, and watch harm return. Institutions unable to pool infrastructure can pool failures. No learning gain is claimed; none has been measured.</w:t>
+        <w:t xml:space="preserve">The design assumes the model may be misaligned. Of 32 failure classes, from specification gaming and deceptive risk reports to oversight flooding and compromised signers, 17 are contained, 10 bounded, and 5 residual.</w:t>
       </w:r>
     </w:p>
     <w:p>
       <w:pPr/>
       <w:r>
-        <w:t>Open questions remain: a compromised host or signing authority, injection rates for named models, reviewer accuracy under load, appeal quality, fairness, cost, energy, and independent audit. Separate containers on one host are logical separation, not independent administrative trust.</w:t>
+        <w:t xml:space="preserve">An open adversary corpus scores YAML attacks without records or code and reports external contributions; today that number is zero.</w:t>
+      </w:r>
+    </w:p>
+    <w:p>
+      <w:pPr/>
+      <w:r>
+        <w:t xml:space="preserve">Composition adds two findings. Checking only an immediate delegator contained 2 of 10 hostile chain classes; full-chain checks contained all 10. Model-assisted review completed five times the valid work of the unaided arm, but a dependent assistant repeated more merit errors than an independent one. Throughput therefore changes the authority ceiling; it does not erase it.</w:t>
+      </w:r>
+    </w:p>
+    <w:p>
+      <w:pPr/>
+      <w:r>
+        <w:t xml:space="preserve">For AI for Learning, an education pack governs an institutional workflow. For Learning for AI, the architecture teaches system literacy: trace data, bound delegation, locate independent enforcement, calculate capacity, and reconstruct accountability. The same exercise transfers to a hospital, company, regulator, or public service. No learning gain is claimed; none has been measured.</w:t>
+      </w:r>
+    </w:p>
+    <w:p>
+      <w:pPr/>
+      <w:r>
+        <w:t xml:space="preserve">Open questions include compromised hosts and signers, hardware isolation, covert channels, re-identification, reviewer accuracy, fairness, accessibility, cost, energy, and independent audit. Containers on one host are logical separation, not independent administrative trust.</w:t>
       </w:r>
     </w:p>
     <w:p>
@@ -358,7 +279,7 @@
         <w:pStyle w:val="Heading1"/>
       </w:pPr>
       <w:r>
-        <w:t>Conclusion</w:t>
+        <w:t xml:space="preserve">Conclusion</w:t>
       </w:r>
     </w:p>
     <w:p>
@@ -366,25 +287,31 @@
         <w:pStyle w:val="Sectionnote"/>
       </w:pPr>
       <w:r>
-        <w:t>Official limit 200 to 250 words  |  Draft count 228 words</w:t>
+        <w:t xml:space="preserve">Official limit 200 to 250 words  |  Draft count 220 words</w:t>
       </w:r>
     </w:p>
     <w:p>
       <w:pPr/>
       <w:r>
-        <w:t>Trust by Construction moves AI governance from a promise about a model to a testable boundary around a high-impact action. In the student-support case an agent may gather evidence and propose a change, while an authorised person and a separate executor decide whether that exact change may occur. A changed or stale proposal requires fresh review. An uncertain outcome enters reconciliation rather than a blind retry. A complete evidence record supports inquiry and appeal.</w:t>
+        <w:t xml:space="preserve">Trust by Construction changes AI governance from a model question to a system question. Its constitutional layer separates intelligence from authority, disclosure, execution, evidence, and recovery. A model may reason, but cannot change a protected record, see beyond its grant, launder what it saw, approve its proposal, rewrite evidence, or hide an uncertain outcome. Safety rests on verifiable boundaries, not on trusted intentions.</w:t>
       </w:r>
     </w:p>
     <w:p>
       <w:pPr/>
       <w:r>
-        <w:t>Three propositions follow, and I offer them to the panel as claims to argue with. First, an institution should publish its oversight ceiling before its automation roadmap; one that cannot say how many consequential decisions it can genuinely review per day has not established that it can oversee what it is deploying. Second, no consequential agent capability should ship without a named authorisation boundary, an executable failure test, and a recovery owner, which any institution can publish for one capability this quarter with no budget. Third, institutions should trade failure cases rather than platforms, since shared attacks build capacity without moving a single student record.</w:t>
+        <w:t xml:space="preserve">Six directions follow: govern systems, not models; govern reads as strictly as writes; require a seven-field contract for each consequential capability; verify control of keys, data movement, model replacement, evidence, recovery, and exit; build sectors as domain packs over shared invariants; and share failure cases, not sensitive data.</w:t>
       </w:r>
     </w:p>
     <w:p>
       <w:pPr/>
       <w:r>
-        <w:t>Even a perfectly governed agent can apply an unjust rule faster. This architecture makes harm attributable and contestable; it does not make a rule fair. That bounded contribution still answers the student who asked why, and it helps institutions decide which powers to delegate and when automation must stop.</w:t>
+        <w:t xml:space="preserve">This serves policy and engineering. A policymaker can demand named powers, owners, limits, fallback, and proof. An engineer can map each duty to an enforced interface and rerun properties after changing FastAPI, Redis, Kafka, Spark, Iceberg, a model, or a hardware boundary. Education supplies the system literacy to inspect both.</w:t>
+      </w:r>
+    </w:p>
+    <w:p>
+      <w:pPr/>
+      <w:r>
+        <w:t xml:space="preserve">The claim is bounded. A governed agent can enforce an unjust rule faster; this makes action attributable and contestable but not fair. The prototype does not prove production security or compliance. It provides a base pattern and open tests for institutions to extend with domain law, public voice, hardware assurance, operations, and independent evidence. This is the work ahead.</w:t>
       </w:r>
     </w:p>
     <w:p>
@@ -392,49 +319,49 @@
         <w:pStyle w:val="Heading1"/>
       </w:pPr>
       <w:r>
-        <w:t>References</w:t>
+        <w:t xml:space="preserve">References</w:t>
       </w:r>
     </w:p>
     <w:p>
       <w:pPr/>
       <w:r>
-        <w:t>Autio, C., et al. (2024). Artificial Intelligence Risk Management Framework: Generative Artificial Intelligence Profile. NIST AI 600-1. https://doi.org/10.6028/NIST.AI.600-1</w:t>
+        <w:t xml:space="preserve">Autio, C., et al. (2024). Artificial Intelligence Risk Management Framework: Generative Artificial Intelligence Profile. NIST AI 600-1. https://doi.org/10.6028/NIST.AI.600-1</w:t>
       </w:r>
     </w:p>
     <w:p>
       <w:pPr/>
       <w:r>
-        <w:t>ISO/IEC. (2023). ISO/IEC 42001:2023 - Information technology, Artificial intelligence, Management system. https://www.iso.org/standard/81230.html</w:t>
+        <w:t xml:space="preserve">ISO/IEC. (2023). ISO/IEC 42001:2023 - Information technology, Artificial intelligence, Management system. https://www.iso.org/standard/81230.html</w:t>
       </w:r>
     </w:p>
     <w:p>
       <w:pPr/>
       <w:r>
-        <w:t>Miao, F., and Cukurova, M. (2024). AI competency framework for teachers. UNESCO. https://unesdoc.unesco.org/ark:/48223/pf0000391104</w:t>
+        <w:t xml:space="preserve">Miao, F., and Cukurova, M. (2024). AI competency framework for teachers. UNESCO. https://unesdoc.unesco.org/ark:/48223/pf0000391104</w:t>
       </w:r>
     </w:p>
     <w:p>
       <w:pPr/>
       <w:r>
-        <w:t>OWASP GenAI Security Project. (2025). OWASP Top 10 for Agentic Applications 2026. https://genai.owasp.org/resource/owasp-top-10-for-agentic-applications-for-2026/</w:t>
+        <w:t xml:space="preserve">OWASP GenAI Security Project. (2025). OWASP Top 10 for Agentic Applications 2026. https://genai.owasp.org/resource/owasp-top-10-for-agentic-applications-for-2026/</w:t>
       </w:r>
     </w:p>
     <w:p>
       <w:pPr/>
       <w:r>
-        <w:t>Parasuraman, R., and Manzey, D. (2010). Complacency and bias in human use of automation: an attentional integration. Human Factors, 52(3), 381-410. https://doi.org/10.1177/0018720810376055</w:t>
+        <w:t xml:space="preserve">Parasuraman, R., and Manzey, D. (2010). Complacency and bias in human use of automation: an attentional integration. Human Factors, 52(3), 381-410. https://doi.org/10.1177/0018720810376055</w:t>
       </w:r>
     </w:p>
     <w:p>
       <w:pPr/>
       <w:r>
-        <w:t>Rose, S., Borchert, O., Mitchell, S., and Connelly, S. (2020). Zero Trust Architecture. NIST SP 800-207. https://doi.org/10.6028/NIST.SP.800-207</w:t>
+        <w:t xml:space="preserve">Rose, S., Borchert, O., Mitchell, S., and Connelly, S. (2020). Zero Trust Architecture. NIST SP 800-207. https://doi.org/10.6028/NIST.SP.800-207</w:t>
       </w:r>
     </w:p>
     <w:p>
       <w:pPr/>
       <w:r>
-        <w:t>United Nations. (2024). Global Digital Compact. https://www.un.org/pact-for-the-future/en/annex-i-global-digital-compact</w:t>
+        <w:t xml:space="preserve">United Nations. (2024). Global Digital Compact. https://www.un.org/pact-for-the-future/en/annex-i-global-digital-compact</w:t>
       </w:r>
     </w:p>
     <w:sectPr>

--- a/fssai-ra/docs/extended-abstract.docx
+++ b/fssai-ra/docs/extended-abstract.docx
@@ -95,31 +95,25 @@
         <w:pStyle w:val="Sectionnote"/>
       </w:pPr>
       <w:r>
-        <w:t xml:space="preserve">Official limit 200 to 250 words  |  Draft count 218 words</w:t>
+        <w:t xml:space="preserve">Official limit 200 to 250 words  |  Draft count 221 words</w:t>
       </w:r>
     </w:p>
     <w:p>
       <w:pPr/>
       <w:r>
-        <w:t xml:space="preserve">AI governance focuses too much on models. The full system moves data, grants power, acts, records effects, and recovers. It is the governed object. Corporate data release, medical record use, academic correction, and public support face different laws yet the same questions: what was allowed, who held power, which evidence was used, what happened, and how can it be challenged?</w:t>
+        <w:t xml:space="preserve">AI governance still centres on models. The governed object is the whole system that moves data, grants power, acts, records effects, and recovers. Corporate data release, medical record use, and academic correction face different laws yet ask the same questions: who held power, what was seen, what happened, and how can it be challenged?</w:t>
       </w:r>
     </w:p>
     <w:p>
       <w:pPr/>
       <w:r>
-        <w:t xml:space="preserve">This work presents Trust by Construction, a cross-sector reference architecture for governed agentic AI. Two rules anchor it. A model may propose an action; it cannot manufacture the authority to execute it. A model may request information; it cannot manufacture the entitlement to see it, or launder what it saw. Neither rule assumes the model is aligned. Trust comes from separated duties, not from a model, region, or certificate.</w:t>
+        <w:t xml:space="preserve">This work presents Trust by Construction, a cross-sector reference architecture for governed agentic AI. Two rules anchor it. A model may propose an action; it cannot manufacture the authority to execute it. A model may request information; it cannot manufacture the entitlement to see it, or launder what it saw. Neither rule assumes the model is aligned. Both are enforced outside it: independent gates alone hold write and record credentials, recheck purpose, consent, and revocation at every use, and label outputs by what built them. Authority only narrows as agents delegate; restriction only accumulates as data flows. Every decision leaves evidence the model cannot rewrite. Trust comes from separated duties, not a model, region, or certificate.</w:t>
       </w:r>
     </w:p>
     <w:p>
       <w:pPr/>
       <w:r>
-        <w:t xml:space="preserve">The link between policy and code is a seven-field executable control contract for each consequential capability: asset, operation, enforcement point, owner, failure test, evidence, and response. Domain packs add purpose, data classes, duties, bans, lifecycle rules, owners, and tests for any sector.</w:t>
-      </w:r>
-    </w:p>
-    <w:p>
-      <w:pPr/>
-      <w:r>
-        <w:t xml:space="preserve">Education spreads the method; it does not bound it. System literacy lets policy leaders, engineers, auditors, learners, and affected groups inspect how AI gains and uses power. The paper proposes this constitutional layer for future AI and supplies an open base others can test, replace, and extend.</w:t>
+        <w:t xml:space="preserve">A seven-field executable contract links policy to code, and domain packs carry each sector's purposes, data classes, and owners. Building on reference monitors, information-flow control, and AI control, the paper offers an open base others can test and extend. Education spreads the method as system literacy; it does not bound it.</w:t>
       </w:r>
     </w:p>
     <w:p>
@@ -135,25 +129,25 @@
         <w:pStyle w:val="Sectionnote"/>
       </w:pPr>
       <w:r>
-        <w:t xml:space="preserve">Official limit 550 to 650 words  |  Draft count 562 words</w:t>
+        <w:t xml:space="preserve">Official limit 550 to 650 words  |  Draft count 563 words</w:t>
       </w:r>
     </w:p>
     <w:p>
       <w:pPr/>
       <w:r>
-        <w:t xml:space="preserve">The method treats an agentic AI system less like an application and more like a governed institution. It needs separated powers, a memory it cannot rewrite, and a safe way to stop. Zero trust, NIST, OWASP, ISO/IEC 42001, and UNESCO's competency work inform the pattern; each duty becomes testable behavior.</w:t>
+        <w:t xml:space="preserve">The method treats an agentic AI system less like an application and more like a governed institution. It needs separated powers, a memory it cannot rewrite, and a safe way to stop. Its mechanisms are not new: reference monitors, lattice information flow, separation of duties, and recent capability and flow control for agents precede it. The contribution is composing them with institutional purpose, consent, review capacity, and evidence.</w:t>
       </w:r>
     </w:p>
     <w:p>
       <w:pPr/>
       <w:r>
-        <w:t xml:space="preserve">The control contract is machine-readable. Its seven fields are mandatory, and each check names the requirement it defends. Teams begin with one consequential capability and a manual fallback, writing the failure test before connecting real data or keys. If any field cannot be filled, the team has found an unresolved governance choice rather than a function ready to automate.</w:t>
+        <w:t xml:space="preserve">The contract is machine-readable; each check names the requirement it defends. Teams begin with one consequential capability and a manual fallback, writing the failure test before connecting real data or keys. If any field cannot be filled, the team has found an unresolved governance choice rather than a function ready to automate.</w:t>
       </w:r>
     </w:p>
     <w:p>
       <w:pPr/>
       <w:r>
-        <w:t xml:space="preserve">Seven logical planes implement the pattern. The boundary plane authenticates ingress and egress, quarantines untrusted input, and exposes a no-read-back seam that certified one-way hardware can replace. The governed data plane assigns stable IDs, streams replayable events, and preserves versioned snapshots and transforms. The intelligence plane contains replaceable models and retrieval but no write power. The authority plane issues purpose-, time-, and holder-bound grants. The execution plane independently rechecks identity, policy, version, approval, and replay state before using a write credential. The evidence plane binds intent to outcome. The resilience plane revokes, reconciles uncertain effects, fails securely, and routes work to fallback.</w:t>
+        <w:t xml:space="preserve">Seven logical planes implement the pattern. The boundary plane authenticates ingress and egress, quarantines untrusted input, and exposes a no-read-back seam that certified one-way hardware can replace. The data plane keeps stable IDs, replayable events, and versioned snapshots. The intelligence plane contains replaceable models and retrieval but no write power. The authority plane issues purpose-, time-, and holder-bound grants. The execution plane rechecks identity, policy, version, approval, and replay before writing. The evidence plane binds intent to outcome. The resilience plane revokes, reconciles uncertain effects, fails securely, and routes work to fallback.</w:t>
       </w:r>
     </w:p>
     <w:p>
@@ -205,7 +199,7 @@
         <w:pStyle w:val="Sectionnote"/>
       </w:pPr>
       <w:r>
-        <w:t xml:space="preserve">Official limit 550 to 650 words  |  Draft count 555 words</w:t>
+        <w:t xml:space="preserve">Official limit 550 to 650 words  |  Draft count 552 words</w:t>
       </w:r>
     </w:p>
     <w:p>
@@ -229,7 +223,7 @@
     <w:p>
       <w:pPr/>
       <w:r>
-        <w:t xml:space="preserve">Review capacity shows why human oversight is a system resource, not a slogan. With the reference assumptions, a roster of 11 reviewers sustains 2,640 consequential actions per day. In a queue trial, 40 arrivals reach one reviewer budgeted for 8. Some proposals are structurally valid yet wrong on merit. Without load control, four such failures execute. With it, none do, and 32 actions defer to manual review. Deferral is the visible cost of preserving the boundary. The degradation curve is a declared parameter, not a measure of real officers; field study remains open.</w:t>
+        <w:t xml:space="preserve">Review capacity shows why human oversight is a system resource, not a slogan. With the reference assumptions, a roster of 11 reviewers sustains 2,640 consequential actions per day. In a queue trial, 40 arrivals reach one reviewer budgeted for 8. Some proposals are structurally valid yet wrong on merit. Without load control, four such failures execute. With it, none do, and 32 actions defer to manual review. The degradation curve is a declared parameter, not a measure of real officers; field study remains open.</w:t>
       </w:r>
     </w:p>
     <w:p>
@@ -241,13 +235,13 @@
     <w:p>
       <w:pPr/>
       <w:r>
-        <w:t xml:space="preserve">Reads were tested the same way. Across corporate and healthcare packs, 44 of 44 hostile data flows were contained, including wrong-patient injections, purpose switches, withdrawn consent, and self-labelled summaries. Conventional access control contained 16. All 13 checks were load-bearing, and 6,900 configurations showed zero violations.</w:t>
+        <w:t xml:space="preserve">Reads were tested the same way. Across corporate and healthcare packs, 48 of 48 hostile data flows were contained, including wrong-patient injections, purpose switches, withdrawn consent, and self-labelled summaries. Conventional access control contained 16. All 14 checks were load-bearing, and 9,168 configurations showed zero violations. Stateful testing, 16,000 random operations against an independent model, found that release skipped the consent recheck; fixed, it agrees everywhere.</w:t>
       </w:r>
     </w:p>
     <w:p>
       <w:pPr/>
       <w:r>
-        <w:t xml:space="preserve">The design assumes the model may be misaligned. Of 32 failure classes, from specification gaming and deceptive risk reports to oversight flooding and compromised signers, 17 are contained, 10 bounded, and 5 residual.</w:t>
+        <w:t xml:space="preserve">The design assumes the model may be misaligned. Of 33 failure classes, from specification gaming and deceptive risk reports to oversight flooding and compromised signers, 18 are contained, 10 bounded, and 5 residual.</w:t>
       </w:r>
     </w:p>
     <w:p>
@@ -265,13 +259,13 @@
     <w:p>
       <w:pPr/>
       <w:r>
-        <w:t xml:space="preserve">For AI for Learning, an education pack governs an institutional workflow. For Learning for AI, the architecture teaches system literacy: trace data, bound delegation, locate independent enforcement, calculate capacity, and reconstruct accountability. The same exercise transfers to a hospital, company, regulator, or public service. No learning gain is claimed; none has been measured.</w:t>
+        <w:t xml:space="preserve">For AI for Learning, an education pack governs an institutional workflow. For Learning for AI, the architecture teaches system literacy: trace data, bound delegation, locate independent enforcement, calculate capacity, and reconstruct accountability. No learning gain is claimed; none has been measured.</w:t>
       </w:r>
     </w:p>
     <w:p>
       <w:pPr/>
       <w:r>
-        <w:t xml:space="preserve">Open questions include compromised hosts and signers, hardware isolation, covert channels, re-identification, reviewer accuracy, fairness, accessibility, cost, energy, and independent audit. Containers on one host are logical separation, not independent administrative trust.</w:t>
+        <w:t xml:space="preserve">Open questions include the trusted base itself, hardware isolation, covert channels, re-identification, reviewer accuracy, fairness, cost, and independent audit. Containers on one host are logical separation, not independent administrative trust.</w:t>
       </w:r>
     </w:p>
     <w:p>
@@ -320,6 +314,36 @@
       </w:pPr>
       <w:r>
         <w:t xml:space="preserve">References</w:t>
+      </w:r>
+    </w:p>
+    <w:p>
+      <w:pPr/>
+      <w:r>
+        <w:t xml:space="preserve">Costa, M., et al. (2025). Securing AI agents with information-flow control. https://arxiv.org/abs/2505.23643</w:t>
+      </w:r>
+    </w:p>
+    <w:p>
+      <w:pPr/>
+      <w:r>
+        <w:t xml:space="preserve">Debenedetti, E., et al. (2025). Defeating prompt injections by design. https://arxiv.org/abs/2503.18813</w:t>
+      </w:r>
+    </w:p>
+    <w:p>
+      <w:pPr/>
+      <w:r>
+        <w:t xml:space="preserve">Denning, D. E. (1976). A lattice model of secure information flow. Communications of the ACM, 19(5), 236-243. https://doi.org/10.1145/360051.360056</w:t>
+      </w:r>
+    </w:p>
+    <w:p>
+      <w:pPr/>
+      <w:r>
+        <w:t xml:space="preserve">Greenblatt, R., Shlegeris, B., Sachan, K., and Roger, F. (2024). AI control: Improving safety despite intentional subversion. Proceedings of the 41st International Conference on Machine Learning. https://arxiv.org/abs/2312.06942</w:t>
+      </w:r>
+    </w:p>
+    <w:p>
+      <w:pPr/>
+      <w:r>
+        <w:t xml:space="preserve">Saltzer, J. H., and Schroeder, M. D. (1975). The protection of information in computer systems. Proceedings of the IEEE, 63(9), 1278-1308. https://doi.org/10.1109/PROC.1975.9939</w:t>
       </w:r>
     </w:p>
     <w:p>

--- a/fssai-ra/docs/extended-abstract.docx
+++ b/fssai-ra/docs/extended-abstract.docx
@@ -95,25 +95,25 @@
         <w:pStyle w:val="Sectionnote"/>
       </w:pPr>
       <w:r>
-        <w:t xml:space="preserve">Official limit 200 to 250 words  |  Draft count 221 words</w:t>
+        <w:t xml:space="preserve">Official limit 200 to 250 words  |  Draft count 206 words</w:t>
       </w:r>
     </w:p>
     <w:p>
       <w:pPr/>
       <w:r>
-        <w:t xml:space="preserve">AI governance still centres on models. The governed object is the whole system that moves data, grants power, acts, records effects, and recovers. Corporate data release, medical record use, and academic correction face different laws yet ask the same questions: who held power, what was seen, what happened, and how can it be challenged?</w:t>
+        <w:t xml:space="preserve">AI governance still centres on models. The governed object is the whole system that moves data, grants power, acts, records effects, and recovers. Corporate, medical, and academic systems face different laws yet the same questions: who held power, what was seen, what happened, and how can it be challenged?</w:t>
       </w:r>
     </w:p>
     <w:p>
       <w:pPr/>
       <w:r>
-        <w:t xml:space="preserve">This work presents Trust by Construction, a cross-sector reference architecture for governed agentic AI. Two rules anchor it. A model may propose an action; it cannot manufacture the authority to execute it. A model may request information; it cannot manufacture the entitlement to see it, or launder what it saw. Neither rule assumes the model is aligned. Both are enforced outside it: independent gates alone hold write and record credentials, recheck purpose, consent, and revocation at every use, and label outputs by what built them. Authority only narrows as agents delegate; restriction only accumulates as data flows. Every decision leaves evidence the model cannot rewrite. Trust comes from separated duties, not a model, region, or certificate.</w:t>
+        <w:t xml:space="preserve">This work presents Trust by Construction and one foundational thesis: intelligence is untrusted; power and data are mediated. Treat every model as capable, persuasive, and possibly misaligned. Route every effect and every flow of protected data through mediators the model cannot bypass. Trust only what is contracted, tested, and evidenced where it is relied on. Two rules follow. A model may propose an action; it cannot manufacture the authority to execute it. A model may request information; it cannot manufacture the entitlement to see it, or launder what it saw.</w:t>
       </w:r>
     </w:p>
     <w:p>
       <w:pPr/>
       <w:r>
-        <w:t xml:space="preserve">A seven-field executable contract links policy to code, and domain packs carry each sector's purposes, data classes, and owners. Building on reference monitors, information-flow control, and AI control, the paper offers an open base others can test and extend. Education spreads the method as system literacy; it does not bound it.</w:t>
+        <w:t xml:space="preserve">Mediators alone hold write and record credentials, recheck purpose, consent, and revocation at every use, and label outputs by what built them. Authority only narrows; restriction only accumulates. The thesis is falsifiable: one model output that alone causes a governed effect or disclosure refutes it. Building on reference monitors, information-flow control, and AI control, the paper offers an open, testable foundation; education spreads it as system literacy.</w:t>
       </w:r>
     </w:p>
     <w:p>
@@ -199,7 +199,7 @@
         <w:pStyle w:val="Sectionnote"/>
       </w:pPr>
       <w:r>
-        <w:t xml:space="preserve">Official limit 550 to 650 words  |  Draft count 552 words</w:t>
+        <w:t xml:space="preserve">Official limit 550 to 650 words  |  Draft count 557 words</w:t>
       </w:r>
     </w:p>
     <w:p>
@@ -229,19 +229,19 @@
     <w:p>
       <w:pPr/>
       <w:r>
-        <w:t xml:space="preserve">Across four synthetic packs, the identical kernel covers 33,600 bounded configurations, contains 120 of 120 hostile scenarios, completes 37 of 37 benign tasks, and records zero unauthorised mutations. This demonstrates reuse, not sector compliance or safety. The academic pack retains the transfer baseline: 4,800 configurations with zero violations, 30 of 30 scenarios contained, 9 of 9 benign tasks, 26 conformance checks. Its first run exposed a role declared in the pack but ignored at runtime.</w:t>
+        <w:t xml:space="preserve">Across six synthetic packs, the identical kernel covers 55,440 bounded configurations, contains 180 of 180 hostile scenarios, completes 58 of 58 benign tasks, and records zero unauthorised mutations. This demonstrates reuse, not sector compliance or safety. The academic pack retains the transfer baseline: 4,800 configurations with zero violations, 30 of 30 scenarios contained, 9 of 9 benign tasks, 26 conformance checks. Its first run exposed a role declared in the pack but ignored at runtime.</w:t>
       </w:r>
     </w:p>
     <w:p>
       <w:pPr/>
       <w:r>
-        <w:t xml:space="preserve">Reads were tested the same way. Across corporate and healthcare packs, 48 of 48 hostile data flows were contained, including wrong-patient injections, purpose switches, withdrawn consent, and self-labelled summaries. Conventional access control contained 16. All 14 checks were load-bearing, and 9,168 configurations showed zero violations. Stateful testing, 16,000 random operations against an independent model, found that release skipped the consent recheck; fixed, it agrees everywhere.</w:t>
+        <w:t xml:space="preserve">Reads were tested the same way. Across corporate, health, finance, and government packs, 98 of 98 hostile data flows were contained, including wrong-patient injections, purpose switches, withdrawn consent, and self-labelled summaries. Conventional access control contained 32. All 14 checks were load-bearing, and 22,220 configurations showed zero violations. Stateful testing, 32,000 random operations against an independent model, found that release skipped the consent recheck; fixed, it agrees everywhere.</w:t>
       </w:r>
     </w:p>
     <w:p>
       <w:pPr/>
       <w:r>
-        <w:t xml:space="preserve">The design assumes the model may be misaligned. Of 33 failure classes, from specification gaming and deceptive risk reports to oversight flooding and compromised signers, 18 are contained, 10 bounded, and 5 residual.</w:t>
+        <w:t xml:space="preserve">The design assumes the model may be misaligned. Of 33 failure classes, from specification gaming and deceptive risk reports to oversight flooding and compromised signers, 18 are contained, 10 bounded, and 5 residual. Six falsifiers made 102,933 bounded attempts to refute the thesis and found no counterexample.</w:t>
       </w:r>
     </w:p>
     <w:p>
@@ -253,7 +253,7 @@
     <w:p>
       <w:pPr/>
       <w:r>
-        <w:t xml:space="preserve">Composition adds two findings. Checking only an immediate delegator contained 2 of 10 hostile chain classes; full-chain checks contained all 10. Model-assisted review completed five times the valid work of the unaided arm, but a dependent assistant repeated more merit errors than an independent one. Throughput therefore changes the authority ceiling; it does not erase it.</w:t>
+        <w:t xml:space="preserve">Composition adds two findings. Checking only an immediate delegator contained 2 of 10 hostile chain classes; full-chain checks contained all 10. Model-assisted review completed five times the valid work of the unaided arm, but a dependent assistant repeated more merit errors than an independent one.</w:t>
       </w:r>
     </w:p>
     <w:p>
@@ -281,31 +281,31 @@
         <w:pStyle w:val="Sectionnote"/>
       </w:pPr>
       <w:r>
-        <w:t xml:space="preserve">Official limit 200 to 250 words  |  Draft count 220 words</w:t>
+        <w:t xml:space="preserve">Official limit 200 to 250 words  |  Draft count 202 words</w:t>
       </w:r>
     </w:p>
     <w:p>
       <w:pPr/>
       <w:r>
-        <w:t xml:space="preserve">Trust by Construction changes AI governance from a model question to a system question. Its constitutional layer separates intelligence from authority, disclosure, execution, evidence, and recovery. A model may reason, but cannot change a protected record, see beyond its grant, launder what it saw, approve its proposal, rewrite evidence, or hide an uncertain outcome. Safety rests on verifiable boundaries, not on trusted intentions.</w:t>
+        <w:t xml:space="preserve">Trust by Construction moves AI governance from models to systems on one thesis: intelligence is untrusted; power and data are mediated. A model may reason, but cannot change a protected record, see beyond its grant, launder what it saw, approve its own proposal, rewrite evidence, or hide an uncertain outcome. Safety rests on verifiable boundaries, not on trusted intentions.</w:t>
       </w:r>
     </w:p>
     <w:p>
       <w:pPr/>
       <w:r>
-        <w:t xml:space="preserve">Six directions follow: govern systems, not models; govern reads as strictly as writes; require a seven-field contract for each consequential capability; verify control of keys, data movement, model replacement, evidence, recovery, and exit; build sectors as domain packs over shared invariants; and share failure cases, not sensitive data.</w:t>
+        <w:t xml:space="preserve">Five actions follow for any institution building AI: name each mediator and the credential only it holds; bind every consequential action and sensitive read to a purpose, an owner, and a failure test; declare the trusted base and review capacity; claim conformance by class with locally regenerated evidence; and share failure cases, not sensitive data.</w:t>
       </w:r>
     </w:p>
     <w:p>
       <w:pPr/>
       <w:r>
-        <w:t xml:space="preserve">This serves policy and engineering. A policymaker can demand named powers, owners, limits, fallback, and proof. An engineer can map each duty to an enforced interface and rerun properties after changing FastAPI, Redis, Kafka, Spark, Iceberg, a model, or a hardware boundary. Education supplies the system literacy to inspect both.</w:t>
+        <w:t xml:space="preserve">Policymakers and procurement officers can then demand named powers, limits, fallback, and proof. Engineers can map each duty to an enforced interface and rerun the falsifiers after replacing any model or product. Education supplies the literacy to inspect both, in every sector.</w:t>
       </w:r>
     </w:p>
     <w:p>
       <w:pPr/>
       <w:r>
-        <w:t xml:space="preserve">The claim is bounded. A governed agent can enforce an unjust rule faster; this makes action attributable and contestable but not fair. The prototype does not prove production security or compliance. It provides a base pattern and open tests for institutions to extend with domain law, public voice, hardware assurance, operations, and independent evidence. This is the work ahead.</w:t>
+        <w:t xml:space="preserve">The claim is bounded. A governed agent can enforce an unjust rule faster; mediation makes action attributable and contestable, not fair. The prototype proves neither production security nor compliance. It offers a falsifiable foundation for law, public voice, hardware assurance, and independent evidence to build on.</w:t>
       </w:r>
     </w:p>
     <w:p>

--- a/fssai-ra/docs/extended-abstract.docx
+++ b/fssai-ra/docs/extended-abstract.docx
@@ -235,13 +235,13 @@
     <w:p>
       <w:pPr/>
       <w:r>
-        <w:t xml:space="preserve">Reads were tested the same way. Across corporate, health, finance, and government packs, 98 of 98 hostile data flows were contained, including wrong-patient injections, purpose switches, withdrawn consent, and self-labelled summaries. Conventional access control contained 32. All 14 checks were load-bearing, and 22,220 configurations showed zero violations. Stateful testing, 32,000 random operations against an independent model, found that release skipped the consent recheck; fixed, it agrees everywhere.</w:t>
+        <w:t xml:space="preserve">Reads were tested the same way. Across corporate, health, finance, and government packs, 106 of 106 hostile data flows were contained, including wrong-patient injections, purpose switches, withdrawn consent, and self-labelled summaries. Conventional access control contained 32. All 14 checks were load-bearing, and 24,272 configurations showed zero violations. Stateful testing, 32,000 random operations against an independent model, found that release skipped the consent recheck; fixed, it agrees everywhere.</w:t>
       </w:r>
     </w:p>
     <w:p>
       <w:pPr/>
       <w:r>
-        <w:t xml:space="preserve">The design assumes the model may be misaligned. Of 33 failure classes, from specification gaming and deceptive risk reports to oversight flooding and compromised signers, 18 are contained, 10 bounded, and 5 residual. Six falsifiers made 102,933 bounded attempts to refute the thesis and found no counterexample.</w:t>
+        <w:t xml:space="preserve">The design assumes the model may be misaligned. Of 36 failure classes, from specification gaming and deceptive risk reports to oversight flooding and compromised signers, 21 are contained, 10 bounded, and 5 residual. Six falsifiers made 104,997 bounded attempts to refute the thesis and found no counterexample.</w:t>
       </w:r>
     </w:p>
     <w:p>

--- a/fssai-ra/docs/extended-abstract.docx
+++ b/fssai-ra/docs/extended-abstract.docx
@@ -57,7 +57,7 @@
     </w:p>
     <w:p>
       <w:r>
-        <w:t xml:space="preserve">agentic AI; system literacy; secure data governance; institutional sovereignty; reference architecture; fail-secure systems; verifiable governance; digital public goods</w:t>
+        <w:t xml:space="preserve">agentic AI; reference architecture; secure data governance; privacy by design; institutional sovereignty; fail-secure systems; system literacy; digital public goods</w:t>
       </w:r>
     </w:p>
     <w:p>
@@ -95,25 +95,25 @@
         <w:pStyle w:val="Sectionnote"/>
       </w:pPr>
       <w:r>
-        <w:t xml:space="preserve">Official limit 200 to 250 words  |  Draft count 206 words</w:t>
+        <w:t xml:space="preserve">Official limit 200 to 250 words  |  Draft count 219 words</w:t>
       </w:r>
     </w:p>
     <w:p>
       <w:pPr/>
       <w:r>
-        <w:t xml:space="preserve">AI governance still centres on models. The governed object is the whole system that moves data, grants power, acts, records effects, and recovers. Corporate, medical, and academic systems face different laws yet the same questions: who held power, what was seen, what happened, and how can it be challenged?</w:t>
+        <w:t xml:space="preserve">An AI agent can now read a patient file, draft a credit decision, or change a transcript in seconds. Most AI governance still asks whether the model is safe. Yet harm happens in the system: a record read without need, a summary sent to the wrong person, a plausible plan turned into an act no one approved. As models grow more capable, their intent gets harder to verify, while a boundary stays easy to test.</w:t>
       </w:r>
     </w:p>
     <w:p>
       <w:pPr/>
       <w:r>
-        <w:t xml:space="preserve">This work presents Trust by Construction and one foundational thesis: intelligence is untrusted; power and data are mediated. Treat every model as capable, persuasive, and possibly misaligned. Route every effect and every flow of protected data through mediators the model cannot bypass. Trust only what is contracted, tested, and evidenced where it is relied on. Two rules follow. A model may propose an action; it cannot manufacture the authority to execute it. A model may request information; it cannot manufacture the entitlement to see it, or launder what it saw.</w:t>
+        <w:t xml:space="preserve">This paper proposes Trust by Construction, an open reference architecture and build method for agentic AI in any sector. It rests on one testable thesis: intelligence is untrusted; power and data are mediated. Two rules follow. A model may propose an act, but it cannot grant itself the right to do it. It may ask for data, but it cannot grant itself the right to see it, or pass on what it saw.</w:t>
       </w:r>
     </w:p>
     <w:p>
       <w:pPr/>
       <w:r>
-        <w:t xml:space="preserve">Mediators alone hold write and record credentials, recheck purpose, consent, and revocation at every use, and label outputs by what built them. Authority only narrows; restriction only accumulates. The thesis is falsifiable: one model output that alone causes a governed effect or disclosure refutes it. Building on reference monitors, information-flow control, and AI control, the paper offers an open, testable foundation; education spreads it as system literacy.</w:t>
+        <w:t xml:space="preserve">We show how both rules become running code: a control contract, seven planes, a privacy pipeline that keeps identities out of models, and domain packs from schools to hospitals. The code is open, and every figure in this paper can be rerun offline. For AI x Education, the design is also a tool for system literacy: learners see where power sits, who holds the keys, and how to contest a decision.</w:t>
       </w:r>
     </w:p>
     <w:p>
@@ -129,61 +129,55 @@
         <w:pStyle w:val="Sectionnote"/>
       </w:pPr>
       <w:r>
-        <w:t xml:space="preserve">Official limit 550 to 650 words  |  Draft count 563 words</w:t>
+        <w:t xml:space="preserve">Official limit 550 to 650 words  |  Draft count 600 words</w:t>
       </w:r>
     </w:p>
     <w:p>
       <w:pPr/>
       <w:r>
-        <w:t xml:space="preserve">The method treats an agentic AI system less like an application and more like a governed institution. It needs separated powers, a memory it cannot rewrite, and a safe way to stop. Its mechanisms are not new: reference monitors, lattice information flow, separation of duties, and recent capability and flow control for agents precede it. The contribution is composing them with institutional purpose, consent, review capacity, and evidence.</w:t>
+        <w:t xml:space="preserve">We treat the whole AI system, not the model, as the unit of trust, and we test it the way a safety case is tested: by trying to break it. The design joins proven ideas, namely reference monitors, least privilege, lattice information flow, separation of duties, and recent capability and flow control for agents, with institutional purpose, consent, review capacity, and evidence.</w:t>
       </w:r>
     </w:p>
     <w:p>
       <w:pPr/>
       <w:r>
-        <w:t xml:space="preserve">The contract is machine-readable; each check names the requirement it defends. Teams begin with one consequential capability and a manual fallback, writing the failure test before connecting real data or keys. If any field cannot be filled, the team has found an unresolved governance choice rather than a function ready to automate.</w:t>
+        <w:t xml:space="preserve">Contract. Each consequential capability gets a seven-field contract: asset, operation, enforcement point, owner, failure test, evidence, and failure response. A treatment-access capability, for example, names the patient record, one state change, the executor, a privacy officer, a wrong-patient test, a signed receipt, and revoke with manual fallback. A field that cannot be filled is an open policy choice, not a task for engineers. Each field is bound to a check that must exist and run.</w:t>
       </w:r>
     </w:p>
     <w:p>
       <w:pPr/>
       <w:r>
-        <w:t xml:space="preserve">Seven logical planes implement the pattern. The boundary plane authenticates ingress and egress, quarantines untrusted input, and exposes a no-read-back seam that certified one-way hardware can replace. The data plane keeps stable IDs, replayable events, and versioned snapshots. The intelligence plane contains replaceable models and retrieval but no write power. The authority plane issues purpose-, time-, and holder-bound grants. The execution plane rechecks identity, policy, version, approval, and replay before writing. The evidence plane binds intent to outcome. The resilience plane revokes, reconciles uncertain effects, fails securely, and routes work to fallback.</w:t>
+        <w:t xml:space="preserve">Planes. Seven planes split duties. The boundary plane admits and quarantines input. The data plane keeps records encrypted, versioned, and replayable. The intelligence plane holds models and agents but no keys. The authority plane issues grants bound to holder, purpose, and time. The execution plane rechecks each act before one write. The evidence plane links intent to outcome. The resilience plane revokes, reconciles, and falls back to manual work. Two mediators, the executor and the context gate, alone hold write rights, record access, and keys.</w:t>
       </w:r>
     </w:p>
     <w:p>
       <w:pPr/>
       <w:r>
-        <w:t xml:space="preserve">The open stack maps these duties to FastAPI, PostgreSQL or Redis, Kafka, PySpark, Iceberg, object storage, local models, signing, and a software one-way seam. They are replaceable adapters: a new stack inherits no assurance until the same failure cases pass in its environment.</w:t>
+        <w:t xml:space="preserve">Privacy pipeline. Before any model sees data, personal details become vault tokens, so the model can reason about which case a fact concerns without learning who it is. Fields are sealed under per-person keys held by the gate; erasing a person means destroying one key, which also voids backups. A semantic router reads the intent and data class of each request and picks the cheapest model allowed for that class, so restricted data stays on an attested local model. The router only advises: the gate checks grant, purpose, consent, zone, and model signature, then decrypts only the fields needed. Outputs carry the labels of all inputs, and real names return only for an entitled recipient.</w:t>
       </w:r>
     </w:p>
     <w:p>
       <w:pPr/>
       <w:r>
-        <w:t xml:space="preserve">Reading is governed like acting. A context gate alone holds the record-store credential. A signed grant binds holder, purpose, subjects, fields, classes, and expiry; consent and revocation are checked at every read; each class reaches only model endpoints in approved zones. Every output inherits the labels of all data its session received, so a model cannot declassify its own summary. Only an independent role approving that exact output can.</w:t>
+        <w:t xml:space="preserve">Ten steps. Every request runs the same path: admit, protect, route, entitle, reason, authorize, execute, release, record, recover. Only one step is done by the model, and it yields a proposal, never an effect. Approval binds to the exact proposal, authority can only narrow as agents delegate, and human review is declared as capacity with a minimum time to decide, so overload defers work instead of turning approval into a rubber stamp.</w:t>
       </w:r>
     </w:p>
     <w:p>
       <w:pPr/>
       <w:r>
-        <w:t xml:space="preserve">An approval signs an exact proposal digest covering the operation, target, before and after state, evidence version, requester, resource version, role, audience, and expiry. A change needs new authority. The executor reads the review class from a deployment pack, never from the model. A retry returns the same receipt or enters reconciliation; it cannot improvise a second action.</w:t>
+        <w:t xml:space="preserve">Cases. Domain packs carry local meaning over one shared kernel. In health, diagnosis stays on premises and a privacy officer approves access. In corporate data, trade secrets stay private and a data protection officer approves release. In finance, credit and fraud data stay in the bank and a risk officer approves limits. In public benefits, identity and immigration data stay sovereign and appeals go to an independent officer. In education, a registrar applies a transcript fix only after the instructor confirms it.</w:t>
       </w:r>
     </w:p>
     <w:p>
       <w:pPr/>
       <w:r>
-        <w:t xml:space="preserve">Authority may cross agent chains, but no principal may pass power it does not hold. Chain invariants cover roots, scope, holder, beneficiary, depth, time, cycles, provenance, and non-delegable acts. Human review is one authorization source, not the architecture. When used, declared capacity, a deliberation floor, escalation, and fallback stop excess demand from becoming empty approval. An AI review assistant must differ in model, evidence path, and adversarial posture from the proposing agent.</w:t>
+        <w:t xml:space="preserve">Build method. Teams follow seven stages: frame one capability, fill the contract, write the pack, bind keys to mediators, falsify on synthetic data, promote only on fresh evidence, then operate. Any change of model, vendor, or backend returns to falsify. The reference stack uses FastAPI, PostgreSQL, Kafka, Iceberg, and Ollama; each part can be replaced once the same tests pass again.</w:t>
       </w:r>
     </w:p>
     <w:p>
       <w:pPr/>
       <w:r>
-        <w:t xml:space="preserve">Domain packs supply institutional meaning: purpose, basis, data classes, duties, bans, lifecycle rules, owners, transitions, disclosure policy, fallback, tests, and limits. The corporate pack governs classification, internal use, external release, revocation, and legal hold. The health pack governs record access and secondary use while excluding diagnosis, treatment, triage, prescribing, and record alteration. Education packs govern support and record correction. New sectors replace the pack, not the kernel.</w:t>
-      </w:r>
-    </w:p>
-    <w:p>
-      <w:pPr/>
-      <w:r>
-        <w:t xml:space="preserve">Assurance combines randomized properties, bounded state checks, ablation, backend conformance, race tests, an open adversary corpus, and a threat catalogue whose evidence must exist. Each asks whether an unimagined state breaks an invariant, a control is load-bearing, or a replacement preserves behavior.</w:t>
+        <w:t xml:space="preserve">Evaluation. The same attacks go to three designs: no mediation, a careful conventional control, and this architecture. We remove each control to see whether harm returns, enumerate bounded state spaces, run random stateful sequences against a reference model, and run six falsifiers that try to refute the thesis.</w:t>
       </w:r>
     </w:p>
     <w:p>
@@ -199,73 +193,55 @@
         <w:pStyle w:val="Sectionnote"/>
       </w:pPr>
       <w:r>
-        <w:t xml:space="preserve">Official limit 550 to 650 words  |  Draft count 557 words</w:t>
+        <w:t xml:space="preserve">Official limit 550 to 650 words  |  Draft count 571 words</w:t>
       </w:r>
     </w:p>
     <w:p>
       <w:pPr/>
       <w:r>
-        <w:t xml:space="preserve">All results are fixture observations in declared local environments: not security probabilities, a certification, or evidence of production readiness.</w:t>
+        <w:t xml:space="preserve">All figures are reproducible fixture observations from synthetic domain packs, and utility is shown next to safety, since a system that refuses everything is safe and useless.</w:t>
       </w:r>
     </w:p>
     <w:p>
       <w:pPr/>
       <w:r>
-        <w:t xml:space="preserve">Against the synthetic student-support profile, 30 of 30 adversarial scenarios were contained with zero unauthorised mutations, and 6 of 6 benign tasks completed for a false-denial rate of 0.0. Bounded model checking explored 240 configurations with zero invariant violations, reaching 11 distinct denial controls. Eight of eight ablated controls restored their harm when removed: authority coverage 1.0. Twenty-six conformance checks passed on two independent backends, and a 32-caller replay race produced one mutation and one receipt.</w:t>
+        <w:t xml:space="preserve">Acts. Seven attacks went to all three designs. The unguarded agent let 28 harmful actions through, a safety prompt with a tool allowlist let 8 through, and this architecture let none through; every benign task completed in all three, and the false-denial rate was 0.0. On the reference profile, 30 of 30 attack scenarios were contained, 240 configurations showed no violation, and 8 of 8 controls were load-bearing: removing any one brought its harm back. A 32-caller replay race produced one change and one receipt.</w:t>
       </w:r>
     </w:p>
     <w:p>
       <w:pPr/>
       <w:r>
-        <w:t xml:space="preserve">The same hostile proposals and legitimate work went to three architectures. An unguarded agent contained none and delivered 28 harmful actions. A prompt-guarded arm, adding a safety prompt and per-agent tool allowlist, contained 29 percent and delivered 8. The full architecture contained all seven and delivered none, at no cost to benign completion.</w:t>
+        <w:t xml:space="preserve">Data. Across health, corporate, finance, and government packs, 106 of 106 hostile data flows were contained, including wrong-patient requests, purpose switches, withdrawn consent, and self-labelled summaries. Conventional access control stopped 32. All 14 checks were load-bearing, 24,272 configurations showed no violation, and 15 of 15 legitimate flows completed. Stateful testing over 800 sequences and 32,000 random operations found a flaw single-step checks missed: a draft made before consent was withdrawn could still be released. Release now rechecks consent.</w:t>
       </w:r>
     </w:p>
     <w:p>
       <w:pPr/>
       <w:r>
-        <w:t xml:space="preserve">Review capacity shows why human oversight is a system resource, not a slogan. With the reference assumptions, a roster of 11 reviewers sustains 2,640 consequential actions per day. In a queue trial, 40 arrivals reach one reviewer budgeted for 8. Some proposals are structurally valid yet wrong on merit. Without load control, four such failures execute. With it, none do, and 32 actions defer to manual review. The degradation curve is a declared parameter, not a measure of real officers; field study remains open.</w:t>
+        <w:t xml:space="preserve">Agents. Checking only the calling agent stopped 2 of 10 chain attacks; checking the whole chain stopped all 10, across 768 chain shapes with no violation. Each service being correct does not make the chain correct.</w:t>
       </w:r>
     </w:p>
     <w:p>
       <w:pPr/>
       <w:r>
-        <w:t xml:space="preserve">Across six synthetic packs, the identical kernel covers 55,440 bounded configurations, contains 180 of 180 hostile scenarios, completes 58 of 58 benign tasks, and records zero unauthorised mutations. This demonstrates reuse, not sector compliance or safety. The academic pack retains the transfer baseline: 4,800 configurations with zero violations, 30 of 30 scenarios contained, 9 of 9 benign tasks, 26 conformance checks. Its first run exposed a role declared in the pack but ignored at runtime.</w:t>
+        <w:t xml:space="preserve">Human review. Oversight is a finite resource. A roster of 11 reviewers sustains 2,640 consequential actions per day. When 40 cases reach one reviewer, 4 approvals that are wrong on merit execute without load control and none with it, while 32 cases move to manual review. Across 25 parameter settings, the control never raised harm. An AI assistant raised completed work fivefold, but a dependent assistant let 5 errors through and an independent one let 1, so a dependent setup is refused.</w:t>
       </w:r>
     </w:p>
     <w:p>
       <w:pPr/>
       <w:r>
-        <w:t xml:space="preserve">Reads were tested the same way. Across corporate, health, finance, and government packs, 106 of 106 hostile data flows were contained, including wrong-patient injections, purpose switches, withdrawn consent, and self-labelled summaries. Conventional access control contained 32. All 14 checks were load-bearing, and 24,272 configurations showed zero violations. Stateful testing, 32,000 random operations against an independent model, found that release skipped the consent recheck; fixed, it agrees everywhere.</w:t>
+        <w:t xml:space="preserve">Transfer. Six domain packs share one kernel: 55,440 configurations checked, 180 of 180 hostile scenarios contained, 58 of 58 benign tasks completed, and no unauthorised change. Each pack reports its own denominators, so no sector borrows another's evidence. The academic records pack exposed a declared role the runtime ignored, a flaw one domain could never show.</w:t>
       </w:r>
     </w:p>
     <w:p>
       <w:pPr/>
       <w:r>
-        <w:t xml:space="preserve">The design assumes the model may be misaligned. Of 36 failure classes, from specification gaming and deceptive risk reports to oversight flooding and compromised signers, 21 are contained, 10 bounded, and 5 residual. Six falsifiers made 104,997 bounded attempts to refute the thesis and found no counterexample.</w:t>
+        <w:t xml:space="preserve">Alignment. The safety case does not assume a well-behaved model. Of 36 failure classes, from specification gaming and deceptive risk reports to collusion and poisoned inputs, 21 are contained, 10 bounded, and 5 set as research goals. Six falsifiers made 104,997 attempts to cause an effect or disclosure from model output alone and found none; removing one mediator check makes them succeed. Their first run did find something: five contract entries named code that did not exist. The method was also turned on itself: 18 of 28 early requirements were prose bound to no test, and coverage now reads 41 machine-verified, 3 attested, and 0 unverified.</w:t>
       </w:r>
     </w:p>
     <w:p>
       <w:pPr/>
       <w:r>
-        <w:t xml:space="preserve">An open adversary corpus scores YAML attacks without records or code and reports external contributions; today that number is zero.</w:t>
-      </w:r>
-    </w:p>
-    <w:p>
-      <w:pPr/>
-      <w:r>
-        <w:t xml:space="preserve">Composition adds two findings. Checking only an immediate delegator contained 2 of 10 hostile chain classes; full-chain checks contained all 10. Model-assisted review completed five times the valid work of the unaided arm, but a dependent assistant repeated more merit errors than an independent one.</w:t>
-      </w:r>
-    </w:p>
-    <w:p>
-      <w:pPr/>
-      <w:r>
-        <w:t xml:space="preserve">For AI for Learning, an education pack governs an institutional workflow. For Learning for AI, the architecture teaches system literacy: trace data, bound delegation, locate independent enforcement, calculate capacity, and reconstruct accountability. No learning gain is claimed; none has been measured.</w:t>
-      </w:r>
-    </w:p>
-    <w:p>
-      <w:pPr/>
-      <w:r>
-        <w:t xml:space="preserve">Open questions include the trusted base itself, hardware isolation, covert channels, re-identification, reviewer accuracy, fairness, cost, and independent audit. Containers on one host are logical separation, not independent administrative trust.</w:t>
+        <w:t xml:space="preserve">Impact. For institutions, trust becomes something a buyer can demand and an auditor can rerun: named mediators, filled contracts, declared review limits, and fresh evidence. Procurement officers can require the seven fields before signing, and regulators can check purpose, consent, and erasure as running controls rather than policy text. Sovereignty is measured as control of keys, data flow, model swap, and exit, not server location. For education, a two-hour offline lab lets learners break a boundary, remove a control, watch harm return, and rebuild the contract for their own field. Code, tests, and figures are open as a digital public good.</w:t>
       </w:r>
     </w:p>
     <w:p>
@@ -281,31 +257,25 @@
         <w:pStyle w:val="Sectionnote"/>
       </w:pPr>
       <w:r>
-        <w:t xml:space="preserve">Official limit 200 to 250 words  |  Draft count 202 words</w:t>
+        <w:t xml:space="preserve">Official limit 200 to 250 words  |  Draft count 215 words</w:t>
       </w:r>
     </w:p>
     <w:p>
       <w:pPr/>
       <w:r>
-        <w:t xml:space="preserve">Trust by Construction moves AI governance from models to systems on one thesis: intelligence is untrusted; power and data are mediated. A model may reason, but cannot change a protected record, see beyond its grant, launder what it saw, approve its own proposal, rewrite evidence, or hide an uncertain outcome. Safety rests on verifiable boundaries, not on trusted intentions.</w:t>
+        <w:t xml:space="preserve">Trust by Construction moves AI governance from the model to the system. Its claim is simple and testable: intelligence is untrusted; power and data are mediated. A model may reason, draft, and propose, but it cannot act without granted authority, see data without entitlement, learn identities it does not need, or rewrite the record of what happened.</w:t>
       </w:r>
     </w:p>
     <w:p>
       <w:pPr/>
       <w:r>
-        <w:t xml:space="preserve">Five actions follow for any institution building AI: name each mediator and the credential only it holds; bind every consequential action and sensitive read to a purpose, an owner, and a failure test; declare the trusted base and review capacity; claim conformance by class with locally regenerated evidence; and share failure cases, not sensitive data.</w:t>
+        <w:t xml:space="preserve">Five steps follow for any institution adopting AI. Name the mediators and the keys only they hold. Keep identities out of models and restricted data on attested local models. Bind every consequential act and sensitive read to a purpose, an owner, and a failure test. Declare review capacity before automation targets. Rerun the evidence whenever a model, vendor, or backend changes.</w:t>
       </w:r>
     </w:p>
     <w:p>
       <w:pPr/>
       <w:r>
-        <w:t xml:space="preserve">Policymakers and procurement officers can then demand named powers, limits, fallback, and proof. Engineers can map each duty to an enforced interface and rerun the falsifiers after replacing any model or product. Education supplies the literacy to inspect both, in every sector.</w:t>
-      </w:r>
-    </w:p>
-    <w:p>
-      <w:pPr/>
-      <w:r>
-        <w:t xml:space="preserve">The claim is bounded. A governed agent can enforce an unjust rule faster; mediation makes action attributable and contestable, not fair. The prototype proves neither production security nor compliance. It offers a falsifiable foundation for law, public voice, hardware assurance, and independent evidence to build on.</w:t>
+        <w:t xml:space="preserve">Policy makers and buyers can then ask for proof, not promises. Engineers get a pattern they can build in any stack. Educators get a way to teach how AI systems gain and use power. For AI for Learning, a school can govern its agents with the same kernel as a hospital; for Learning for AI, learners get a concrete map of power, data, and redress. The next stage is field pilots with partner institutions, independent audit, and certified hardware. Governance built this way does not ask anyone to trust a model; it lets everyone check the system.</w:t>
       </w:r>
     </w:p>
     <w:p>
@@ -314,6 +284,12 @@
       </w:pPr>
       <w:r>
         <w:t xml:space="preserve">References</w:t>
+      </w:r>
+    </w:p>
+    <w:p>
+      <w:pPr/>
+      <w:r>
+        <w:t xml:space="preserve">Clark, D. D., and Wilson, D. R. (1987). A comparison of commercial and military computer security policies. IEEE Symposium on Security and Privacy, 184-194.</w:t>
       </w:r>
     </w:p>
     <w:p>
@@ -337,19 +313,13 @@
     <w:p>
       <w:pPr/>
       <w:r>
-        <w:t xml:space="preserve">Greenblatt, R., Shlegeris, B., Sachan, K., and Roger, F. (2024). AI control: Improving safety despite intentional subversion. Proceedings of the 41st International Conference on Machine Learning. https://arxiv.org/abs/2312.06942</w:t>
+        <w:t xml:space="preserve">European Parliament and Council. (2016). Regulation (EU) 2016/679 (General Data Protection Regulation). https://eur-lex.europa.eu/eli/reg/2016/679/oj</w:t>
       </w:r>
     </w:p>
     <w:p>
       <w:pPr/>
       <w:r>
-        <w:t xml:space="preserve">Saltzer, J. H., and Schroeder, M. D. (1975). The protection of information in computer systems. Proceedings of the IEEE, 63(9), 1278-1308. https://doi.org/10.1109/PROC.1975.9939</w:t>
-      </w:r>
-    </w:p>
-    <w:p>
-      <w:pPr/>
-      <w:r>
-        <w:t xml:space="preserve">Autio, C., et al. (2024). Artificial Intelligence Risk Management Framework: Generative Artificial Intelligence Profile. NIST AI 600-1. https://doi.org/10.6028/NIST.AI.600-1</w:t>
+        <w:t xml:space="preserve">Greenblatt, R., Shlegeris, B., Sachan, K., and Roger, F. (2024). AI control: Improving safety despite intentional subversion. Proceedings of the 41st International Conference on Machine Learning. https://arxiv.org/abs/2312.06942</w:t>
       </w:r>
     </w:p>
     <w:p>
@@ -361,7 +331,19 @@
     <w:p>
       <w:pPr/>
       <w:r>
+        <w:t xml:space="preserve">Kissel, R., Regenscheid, A., Scholl, M., and Stine, K. (2014). Guidelines for Media Sanitization. NIST SP 800-88 Rev. 1. https://doi.org/10.6028/NIST.SP.800-88r1</w:t>
+      </w:r>
+    </w:p>
+    <w:p>
+      <w:pPr/>
+      <w:r>
         <w:t xml:space="preserve">Miao, F., and Cukurova, M. (2024). AI competency framework for teachers. UNESCO. https://unesdoc.unesco.org/ark:/48223/pf0000391104</w:t>
+      </w:r>
+    </w:p>
+    <w:p>
+      <w:pPr/>
+      <w:r>
+        <w:t xml:space="preserve">National Institute of Standards and Technology. (2024). Artificial Intelligence Risk Management Framework: Generative Artificial Intelligence Profile. NIST AI 600-1. https://doi.org/10.6028/NIST.AI.600-1</w:t>
       </w:r>
     </w:p>
     <w:p>
@@ -380,6 +362,12 @@
       <w:pPr/>
       <w:r>
         <w:t xml:space="preserve">Rose, S., Borchert, O., Mitchell, S., and Connelly, S. (2020). Zero Trust Architecture. NIST SP 800-207. https://doi.org/10.6028/NIST.SP.800-207</w:t>
+      </w:r>
+    </w:p>
+    <w:p>
+      <w:pPr/>
+      <w:r>
+        <w:t xml:space="preserve">Saltzer, J. H., and Schroeder, M. D. (1975). The protection of information in computer systems. Proceedings of the IEEE, 63(9), 1278-1308. https://doi.org/10.1109/PROC.1975.9939</w:t>
       </w:r>
     </w:p>
     <w:p>

--- a/fssai-ra/docs/extended-abstract.docx
+++ b/fssai-ra/docs/extended-abstract.docx
@@ -95,7 +95,7 @@
         <w:pStyle w:val="Sectionnote"/>
       </w:pPr>
       <w:r>
-        <w:t xml:space="preserve">Official limit 200 to 250 words  |  Draft count 219 words</w:t>
+        <w:t xml:space="preserve">Official limit 200 to 250 words  |  Draft count 217 words</w:t>
       </w:r>
     </w:p>
     <w:p>
@@ -113,7 +113,7 @@
     <w:p>
       <w:pPr/>
       <w:r>
-        <w:t xml:space="preserve">We show how both rules become running code: a control contract, seven planes, a privacy pipeline that keeps identities out of models, and domain packs from schools to hospitals. The code is open, and every figure in this paper can be rerun offline. For AI x Education, the design is also a tool for system literacy: learners see where power sits, who holds the keys, and how to contest a decision.</w:t>
+        <w:t xml:space="preserve">We show how both rules become running code: a control contract, seven planes, a privacy design that reduces identity exposure, and domain packs from schools to hospitals. The code is open, and every figure in this paper can be rerun offline. For AI x Education, the design is also a tool for system literacy: learners see where power sits, who holds the keys, and how to contest a decision.</w:t>
       </w:r>
     </w:p>
     <w:p>
@@ -129,7 +129,7 @@
         <w:pStyle w:val="Sectionnote"/>
       </w:pPr>
       <w:r>
-        <w:t xml:space="preserve">Official limit 550 to 650 words  |  Draft count 600 words</w:t>
+        <w:t xml:space="preserve">Official limit 550 to 650 words  |  Draft count 590 words</w:t>
       </w:r>
     </w:p>
     <w:p>
@@ -153,7 +153,7 @@
     <w:p>
       <w:pPr/>
       <w:r>
-        <w:t xml:space="preserve">Privacy pipeline. Before any model sees data, personal details become vault tokens, so the model can reason about which case a fact concerns without learning who it is. Fields are sealed under per-person keys held by the gate; erasing a person means destroying one key, which also voids backups. A semantic router reads the intent and data class of each request and picks the cheapest model allowed for that class, so restricted data stays on an attested local model. The router only advises: the gate checks grant, purpose, consent, zone, and model signature, then decrypts only the fields needed. Outputs carry the labels of all inputs, and real names return only for an entitled recipient.</w:t>
+        <w:t xml:space="preserve">Privacy pipeline. The target profile replaces declared identifiers with scoped tokens and encrypts fields under per-person keys. Tokens are not anonymity: rare attributes and free text can still identify people. Erasure checks cover supplied copies, not every backup or released output. The router ranks approved endpoints; the gate checks grant, purpose, consent and zone before access. A signed manifest and a runtime-reported digest do not prove which weights a dishonest runtime loaded. Outputs inherit input restrictions; identity restoration needs recipient entitlement. An opt-in HTTP profile binds these modules; durable custody and deployment qualification remain open. No claim of universal privacy follows from the disclosure fixtures.</w:t>
       </w:r>
     </w:p>
     <w:p>
@@ -193,7 +193,7 @@
         <w:pStyle w:val="Sectionnote"/>
       </w:pPr>
       <w:r>
-        <w:t xml:space="preserve">Official limit 550 to 650 words  |  Draft count 571 words</w:t>
+        <w:t xml:space="preserve">Official limit 550 to 650 words  |  Draft count 570 words</w:t>
       </w:r>
     </w:p>
     <w:p>
@@ -241,7 +241,7 @@
     <w:p>
       <w:pPr/>
       <w:r>
-        <w:t xml:space="preserve">Impact. For institutions, trust becomes something a buyer can demand and an auditor can rerun: named mediators, filled contracts, declared review limits, and fresh evidence. Procurement officers can require the seven fields before signing, and regulators can check purpose, consent, and erasure as running controls rather than policy text. Sovereignty is measured as control of keys, data flow, model swap, and exit, not server location. For education, a two-hour offline lab lets learners break a boundary, remove a control, watch harm return, and rebuild the contract for their own field. Code, tests, and figures are open as a digital public good.</w:t>
+        <w:t xml:space="preserve">Impact. For institutions, trust becomes something a buyer can demand and an auditor can rerun: named mediators, filled contracts, declared review limits, and fresh evidence. Procurement officers can require the seven fields before signing, and regulators can check purpose, consent, and erasure as running controls rather than policy text. Sovereignty is measured as control of keys, data flow, model swap, and exit, not server location. For education, a two-hour offline lab lets learners break a boundary, remove a control, watch harm return, and rebuild the contract for their own field. Code, tests, and figures are openly licensed for public benefit.</w:t>
       </w:r>
     </w:p>
     <w:p>
@@ -257,19 +257,19 @@
         <w:pStyle w:val="Sectionnote"/>
       </w:pPr>
       <w:r>
-        <w:t xml:space="preserve">Official limit 200 to 250 words  |  Draft count 215 words</w:t>
+        <w:t xml:space="preserve">Official limit 200 to 250 words  |  Draft count 236 words</w:t>
       </w:r>
     </w:p>
     <w:p>
       <w:pPr/>
       <w:r>
-        <w:t xml:space="preserve">Trust by Construction moves AI governance from the model to the system. Its claim is simple and testable: intelligence is untrusted; power and data are mediated. A model may reason, draft, and propose, but it cannot act without granted authority, see data without entitlement, learn identities it does not need, or rewrite the record of what happened.</w:t>
+        <w:t xml:space="preserve">Trust by Construction moves AI governance from the model to the system. Its claim is simple and testable: intelligence is untrusted; power and data are mediated. A model may reason, draft, and propose, but it cannot act without granted authority, see data without entitlement, learn identities it does not need, or rewrite the record of what happened. This holds as capability grows: chain-of-thought, self-improvement, new tools and skills, and trained attackers widen what a model can attempt, never what it may authorize.</w:t>
       </w:r>
     </w:p>
     <w:p>
       <w:pPr/>
       <w:r>
-        <w:t xml:space="preserve">Five steps follow for any institution adopting AI. Name the mediators and the keys only they hold. Keep identities out of models and restricted data on attested local models. Bind every consequential act and sensitive read to a purpose, an owner, and a failure test. Declare review capacity before automation targets. Rerun the evidence whenever a model, vendor, or backend changes.</w:t>
+        <w:t xml:space="preserve">Five steps follow for any institution adopting AI. Name the mediators and the keys only they hold. Minimize identity exposure and qualify restricted-data model endpoints. Bind every consequential act and sensitive read to a purpose, an owner, and a failure test. Declare review capacity before automation targets. Rerun the evidence whenever a model, vendor, or backend changes.</w:t>
       </w:r>
     </w:p>
     <w:p>
